--- a/HNControl.Web/assets/legal-templates/Contrato_Blanco.docx
+++ b/HNControl.Web/assets/legal-templates/Contrato_Blanco.docx
@@ -213,18 +213,15 @@
         <w:tblLook w:val="04A0" w:firstRow="1" w:lastRow="0" w:firstColumn="1" w:lastColumn="0" w:noHBand="0" w:noVBand="1"/>
       </w:tblPr>
       <w:tblGrid>
-        <w:gridCol w:w="3970"/>
-        <w:gridCol w:w="425"/>
-        <w:gridCol w:w="1063"/>
-        <w:gridCol w:w="1205"/>
-        <w:gridCol w:w="614"/>
-        <w:gridCol w:w="3639"/>
+        <w:gridCol w:w="4395"/>
+        <w:gridCol w:w="2268"/>
+        <w:gridCol w:w="4253"/>
       </w:tblGrid>
       <w:tr>
         <w:tc>
           <w:tcPr>
             <w:tcW w:w="10916" w:type="dxa"/>
-            <w:gridSpan w:val="6"/>
+            <w:gridSpan w:val="3"/>
             <w:shd w:val="clear" w:color="auto" w:fill="0070C0"/>
             <w:vAlign w:val="center"/>
           </w:tcPr>
@@ -257,7 +254,7 @@
         <w:tc>
           <w:tcPr>
             <w:tcW w:w="6663" w:type="dxa"/>
-            <w:gridSpan w:val="4"/>
+            <w:gridSpan w:val="2"/>
             <w:vAlign w:val="center"/>
           </w:tcPr>
           <w:p>
@@ -285,14 +282,13 @@
                 <w:b/>
                 <w:sz w:val="18"/>
               </w:rPr>
-              <w:t xml:space="preserve"> </w:t>
+              <w:t xml:space="preserve"> RSCLIENTE</w:t>
             </w:r>
           </w:p>
         </w:tc>
         <w:tc>
           <w:tcPr>
             <w:tcW w:w="4253" w:type="dxa"/>
-            <w:gridSpan w:val="2"/>
             <w:vAlign w:val="center"/>
           </w:tcPr>
           <w:p>
@@ -310,6 +306,14 @@
                 <w:sz w:val="18"/>
               </w:rPr>
               <w:t xml:space="preserve">Fecha Contrato: </w:t>
+            </w:r>
+            <w:r>
+              <w:rPr>
+                <w:rFonts w:ascii="Bahnschrift" w:hAnsi="Bahnschrift"/>
+                <w:b/>
+                <w:sz w:val="18"/>
+              </w:rPr>
+              <w:t>FECHAHOY</w:t>
             </w:r>
           </w:p>
         </w:tc>
@@ -318,7 +322,6 @@
         <w:tc>
           <w:tcPr>
             <w:tcW w:w="4395" w:type="dxa"/>
-            <w:gridSpan w:val="2"/>
             <w:vAlign w:val="center"/>
           </w:tcPr>
           <w:p>
@@ -338,7 +341,7 @@
                 <w:b/>
                 <w:sz w:val="18"/>
               </w:rPr>
-              <w:t xml:space="preserve">RFC: </w:t>
+              <w:t>RFC:</w:t>
             </w:r>
             <w:r>
               <w:rPr>
@@ -346,14 +349,14 @@
                 <w:b/>
                 <w:sz w:val="18"/>
               </w:rPr>
-              <w:t xml:space="preserve"> </w:t>
+              <w:t xml:space="preserve"> RFCCLIENTE</w:t>
             </w:r>
           </w:p>
         </w:tc>
         <w:tc>
           <w:tcPr>
             <w:tcW w:w="6521" w:type="dxa"/>
-            <w:gridSpan w:val="4"/>
+            <w:gridSpan w:val="2"/>
             <w:vAlign w:val="center"/>
           </w:tcPr>
           <w:p>
@@ -370,7 +373,15 @@
                 <w:b/>
                 <w:sz w:val="18"/>
               </w:rPr>
-              <w:t>Nombre Comercial:</w:t>
+              <w:t>Nombre:</w:t>
+            </w:r>
+            <w:r>
+              <w:rPr>
+                <w:rFonts w:ascii="Bahnschrift" w:hAnsi="Bahnschrift"/>
+                <w:b/>
+                <w:sz w:val="18"/>
+              </w:rPr>
+              <w:t xml:space="preserve"> RFCC</w:t>
             </w:r>
           </w:p>
         </w:tc>
@@ -378,7 +389,8 @@
       <w:tr>
         <w:tc>
           <w:tcPr>
-            <w:tcW w:w="3970" w:type="dxa"/>
+            <w:tcW w:w="10916" w:type="dxa"/>
+            <w:gridSpan w:val="3"/>
             <w:vAlign w:val="center"/>
           </w:tcPr>
           <w:p>
@@ -398,60 +410,7 @@
                 <w:b/>
                 <w:sz w:val="18"/>
               </w:rPr>
-              <w:t xml:space="preserve">Calle o Avenida: </w:t>
-            </w:r>
-          </w:p>
-        </w:tc>
-        <w:tc>
-          <w:tcPr>
-            <w:tcW w:w="3307" w:type="dxa"/>
-            <w:gridSpan w:val="4"/>
-            <w:vAlign w:val="center"/>
-          </w:tcPr>
-          <w:p>
-            <w:pPr>
-              <w:tabs>
-                <w:tab w:val="left" w:pos="3840"/>
-              </w:tabs>
-              <w:rPr>
-                <w:rFonts w:ascii="Bahnschrift" w:hAnsi="Bahnschrift"/>
-                <w:b/>
-                <w:sz w:val="18"/>
-              </w:rPr>
-            </w:pPr>
-            <w:r>
-              <w:rPr>
-                <w:rFonts w:ascii="Bahnschrift" w:hAnsi="Bahnschrift"/>
-                <w:b/>
-                <w:sz w:val="18"/>
-              </w:rPr>
-              <w:t>Número Exterior:</w:t>
-            </w:r>
-          </w:p>
-        </w:tc>
-        <w:tc>
-          <w:tcPr>
-            <w:tcW w:w="3639" w:type="dxa"/>
-            <w:vAlign w:val="center"/>
-          </w:tcPr>
-          <w:p>
-            <w:pPr>
-              <w:tabs>
-                <w:tab w:val="left" w:pos="3840"/>
-              </w:tabs>
-              <w:rPr>
-                <w:rFonts w:ascii="Bahnschrift" w:hAnsi="Bahnschrift"/>
-                <w:b/>
-                <w:sz w:val="18"/>
-              </w:rPr>
-            </w:pPr>
-            <w:r>
-              <w:rPr>
-                <w:rFonts w:ascii="Bahnschrift" w:hAnsi="Bahnschrift"/>
-                <w:b/>
-                <w:sz w:val="18"/>
-              </w:rPr>
-              <w:t>Número Interior:</w:t>
+              <w:t>Dirección: DIRECCIONC</w:t>
             </w:r>
           </w:p>
         </w:tc>
@@ -459,7 +418,7 @@
       <w:tr>
         <w:tc>
           <w:tcPr>
-            <w:tcW w:w="3970" w:type="dxa"/>
+            <w:tcW w:w="4395" w:type="dxa"/>
             <w:vAlign w:val="center"/>
           </w:tcPr>
           <w:p>
@@ -479,14 +438,22 @@
                 <w:b/>
                 <w:sz w:val="18"/>
               </w:rPr>
-              <w:t>Colonia:</w:t>
+              <w:t>Estado:</w:t>
+            </w:r>
+            <w:r>
+              <w:rPr>
+                <w:rFonts w:ascii="Bahnschrift" w:hAnsi="Bahnschrift"/>
+                <w:b/>
+                <w:sz w:val="18"/>
+              </w:rPr>
+              <w:t xml:space="preserve"> ESTADOC</w:t>
             </w:r>
           </w:p>
         </w:tc>
         <w:tc>
           <w:tcPr>
-            <w:tcW w:w="3307" w:type="dxa"/>
-            <w:gridSpan w:val="4"/>
+            <w:tcW w:w="6521" w:type="dxa"/>
+            <w:gridSpan w:val="2"/>
             <w:vAlign w:val="center"/>
           </w:tcPr>
           <w:p>
@@ -506,7 +473,7 @@
                 <w:b/>
                 <w:sz w:val="18"/>
               </w:rPr>
-              <w:t>Alcaldía</w:t>
+              <w:t>Código Postal:</w:t>
             </w:r>
             <w:r>
               <w:rPr>
@@ -514,33 +481,7 @@
                 <w:b/>
                 <w:sz w:val="18"/>
               </w:rPr>
-              <w:t xml:space="preserve"> o Municipio:</w:t>
-            </w:r>
-          </w:p>
-        </w:tc>
-        <w:tc>
-          <w:tcPr>
-            <w:tcW w:w="3639" w:type="dxa"/>
-            <w:vAlign w:val="center"/>
-          </w:tcPr>
-          <w:p>
-            <w:pPr>
-              <w:tabs>
-                <w:tab w:val="left" w:pos="3840"/>
-              </w:tabs>
-              <w:rPr>
-                <w:rFonts w:ascii="Bahnschrift" w:hAnsi="Bahnschrift"/>
-                <w:b/>
-                <w:sz w:val="18"/>
-              </w:rPr>
-            </w:pPr>
-            <w:r>
-              <w:rPr>
-                <w:rFonts w:ascii="Bahnschrift" w:hAnsi="Bahnschrift"/>
-                <w:b/>
-                <w:sz w:val="18"/>
-              </w:rPr>
-              <w:t>Ciudad:</w:t>
+              <w:t xml:space="preserve"> CPC</w:t>
             </w:r>
           </w:p>
         </w:tc>
@@ -548,7 +489,7 @@
       <w:tr>
         <w:tc>
           <w:tcPr>
-            <w:tcW w:w="5458" w:type="dxa"/>
+            <w:tcW w:w="10916" w:type="dxa"/>
             <w:gridSpan w:val="3"/>
             <w:vAlign w:val="center"/>
           </w:tcPr>
@@ -569,97 +510,7 @@
                 <w:b/>
                 <w:sz w:val="18"/>
               </w:rPr>
-              <w:t>Estado:</w:t>
-            </w:r>
-          </w:p>
-        </w:tc>
-        <w:tc>
-          <w:tcPr>
-            <w:tcW w:w="5458" w:type="dxa"/>
-            <w:gridSpan w:val="3"/>
-            <w:vAlign w:val="center"/>
-          </w:tcPr>
-          <w:p>
-            <w:pPr>
-              <w:tabs>
-                <w:tab w:val="left" w:pos="3840"/>
-              </w:tabs>
-              <w:rPr>
-                <w:rFonts w:ascii="Bahnschrift" w:hAnsi="Bahnschrift"/>
-                <w:b/>
-                <w:sz w:val="18"/>
-              </w:rPr>
-            </w:pPr>
-            <w:r>
-              <w:rPr>
-                <w:rFonts w:ascii="Bahnschrift" w:hAnsi="Bahnschrift"/>
-                <w:b/>
-                <w:sz w:val="18"/>
-              </w:rPr>
-              <w:t>Código Postal:</w:t>
-            </w:r>
-          </w:p>
-        </w:tc>
-      </w:tr>
-      <w:tr>
-        <w:tc>
-          <w:tcPr>
-            <w:tcW w:w="3970" w:type="dxa"/>
-            <w:vAlign w:val="center"/>
-          </w:tcPr>
-          <w:p>
-            <w:pPr>
-              <w:tabs>
-                <w:tab w:val="left" w:pos="3840"/>
-              </w:tabs>
-              <w:rPr>
-                <w:rFonts w:ascii="Bahnschrift" w:hAnsi="Bahnschrift"/>
-                <w:b/>
-                <w:sz w:val="18"/>
-              </w:rPr>
-            </w:pPr>
-            <w:r>
-              <w:rPr>
-                <w:rFonts w:ascii="Bahnschrift" w:hAnsi="Bahnschrift"/>
-                <w:b/>
-                <w:sz w:val="18"/>
-              </w:rPr>
-              <w:t>Entre Calle</w:t>
-            </w:r>
-            <w:r>
-              <w:rPr>
-                <w:rFonts w:ascii="Bahnschrift" w:hAnsi="Bahnschrift"/>
-                <w:b/>
-                <w:sz w:val="18"/>
-              </w:rPr>
-              <w:t>s:</w:t>
-            </w:r>
-          </w:p>
-        </w:tc>
-        <w:tc>
-          <w:tcPr>
-            <w:tcW w:w="6946" w:type="dxa"/>
-            <w:gridSpan w:val="5"/>
-            <w:vAlign w:val="center"/>
-          </w:tcPr>
-          <w:p>
-            <w:pPr>
-              <w:tabs>
-                <w:tab w:val="left" w:pos="3840"/>
-              </w:tabs>
-              <w:rPr>
-                <w:rFonts w:ascii="Bahnschrift" w:hAnsi="Bahnschrift"/>
-                <w:b/>
-                <w:sz w:val="18"/>
-              </w:rPr>
-            </w:pPr>
-            <w:r>
-              <w:rPr>
-                <w:rFonts w:ascii="Bahnschrift" w:hAnsi="Bahnschrift"/>
-                <w:b/>
-                <w:sz w:val="18"/>
-              </w:rPr>
-              <w:t>Correo Electrónico:</w:t>
+              <w:t>Correo Electrónico: EMAILC</w:t>
             </w:r>
             <w:hyperlink r:id="rId5" w:history="1"/>
           </w:p>
@@ -850,6 +701,15 @@
                 <w:sz w:val="18"/>
               </w:rPr>
             </w:pPr>
+            <w:r>
+              <w:rPr>
+                <w:rFonts w:ascii="Bahnschrift" w:hAnsi="Bahnschrift"/>
+                <w:b/>
+                <w:bCs/>
+                <w:sz w:val="18"/>
+              </w:rPr>
+              <w:t>CONTRATOC</w:t>
+            </w:r>
           </w:p>
         </w:tc>
       </w:tr>
@@ -897,6 +757,15 @@
                 <w:sz w:val="18"/>
               </w:rPr>
             </w:pPr>
+            <w:r>
+              <w:rPr>
+                <w:rFonts w:ascii="Bahnschrift" w:hAnsi="Bahnschrift"/>
+                <w:b/>
+                <w:bCs/>
+                <w:sz w:val="18"/>
+              </w:rPr>
+              <w:t>PERIODOC</w:t>
+            </w:r>
           </w:p>
         </w:tc>
       </w:tr>
@@ -923,7 +792,7 @@
                 <w:b/>
                 <w:sz w:val="18"/>
               </w:rPr>
-              <w:t>Cancelación Anticipada:</w:t>
+              <w:t xml:space="preserve">Fecha de Corte: </w:t>
             </w:r>
           </w:p>
         </w:tc>
@@ -942,6 +811,13 @@
                 <w:sz w:val="18"/>
               </w:rPr>
             </w:pPr>
+            <w:r>
+              <w:rPr>
+                <w:rFonts w:ascii="Bahnschrift" w:hAnsi="Bahnschrift"/>
+                <w:sz w:val="18"/>
+              </w:rPr>
+              <w:t>01 de cada Mes</w:t>
+            </w:r>
           </w:p>
         </w:tc>
       </w:tr>
@@ -968,7 +844,15 @@
                 <w:b/>
                 <w:sz w:val="18"/>
               </w:rPr>
-              <w:t xml:space="preserve">Fecha de Corte: </w:t>
+              <w:t>Ubicación del Servicio</w:t>
+            </w:r>
+            <w:r>
+              <w:rPr>
+                <w:rFonts w:ascii="Bahnschrift" w:hAnsi="Bahnschrift"/>
+                <w:b/>
+                <w:sz w:val="18"/>
+              </w:rPr>
+              <w:t>:</w:t>
             </w:r>
           </w:p>
         </w:tc>
@@ -982,65 +866,19 @@
               <w:tabs>
                 <w:tab w:val="left" w:pos="3840"/>
               </w:tabs>
+              <w:spacing w:after="0"/>
               <w:rPr>
                 <w:rFonts w:ascii="Bahnschrift" w:hAnsi="Bahnschrift"/>
                 <w:sz w:val="18"/>
               </w:rPr>
             </w:pPr>
-          </w:p>
-        </w:tc>
-      </w:tr>
-      <w:tr>
-        <w:tc>
-          <w:tcPr>
-            <w:tcW w:w="2836" w:type="dxa"/>
-            <w:vAlign w:val="center"/>
-          </w:tcPr>
-          <w:p>
-            <w:pPr>
-              <w:tabs>
-                <w:tab w:val="left" w:pos="3840"/>
-              </w:tabs>
-              <w:rPr>
-                <w:rFonts w:ascii="Bahnschrift" w:hAnsi="Bahnschrift"/>
-                <w:b/>
-                <w:sz w:val="18"/>
-              </w:rPr>
-            </w:pPr>
-            <w:r>
-              <w:rPr>
-                <w:rFonts w:ascii="Bahnschrift" w:hAnsi="Bahnschrift"/>
-                <w:b/>
-                <w:sz w:val="18"/>
-              </w:rPr>
-              <w:t>Ubicación del Servicio</w:t>
-            </w:r>
-            <w:r>
-              <w:rPr>
-                <w:rFonts w:ascii="Bahnschrift" w:hAnsi="Bahnschrift"/>
-                <w:b/>
-                <w:sz w:val="18"/>
-              </w:rPr>
-              <w:t>:</w:t>
-            </w:r>
-          </w:p>
-        </w:tc>
-        <w:tc>
-          <w:tcPr>
-            <w:tcW w:w="8080" w:type="dxa"/>
-            <w:vAlign w:val="center"/>
-          </w:tcPr>
-          <w:p>
-            <w:pPr>
-              <w:tabs>
-                <w:tab w:val="left" w:pos="3840"/>
-              </w:tabs>
-              <w:spacing w:after="0"/>
+            <w:r>
               <w:rPr>
                 <w:rFonts w:ascii="Bahnschrift" w:hAnsi="Bahnschrift"/>
                 <w:sz w:val="18"/>
               </w:rPr>
-            </w:pPr>
+              <w:t>SUCURSALC</w:t>
+            </w:r>
           </w:p>
         </w:tc>
       </w:tr>
@@ -1212,7 +1050,7 @@
                 <w:b/>
                 <w:sz w:val="18"/>
               </w:rPr>
-              <w:t>Arrendamiento de Equipos</w:t>
+              <w:t>Renta del Servicio</w:t>
             </w:r>
           </w:p>
         </w:tc>
@@ -1238,6 +1076,13 @@
               </w:rPr>
               <w:t>$</w:t>
             </w:r>
+            <w:r>
+              <w:rPr>
+                <w:rFonts w:ascii="Bahnschrift" w:hAnsi="Bahnschrift"/>
+                <w:sz w:val="18"/>
+              </w:rPr>
+              <w:t xml:space="preserve"> COSTOCLIENTE</w:t>
+            </w:r>
           </w:p>
         </w:tc>
         <w:tc>
@@ -1251,195 +1096,36 @@
                 <w:tab w:val="left" w:pos="3840"/>
               </w:tabs>
               <w:rPr>
+                <w:sz w:val="18"/>
+              </w:rPr>
+            </w:pPr>
+            <w:r>
+              <w:rPr>
                 <w:rFonts w:ascii="Bahnschrift" w:hAnsi="Bahnschrift"/>
                 <w:sz w:val="18"/>
               </w:rPr>
-            </w:pPr>
+              <w:t xml:space="preserve">Renta </w:t>
+            </w:r>
             <w:r>
               <w:rPr>
                 <w:rFonts w:ascii="Bahnschrift" w:hAnsi="Bahnschrift"/>
                 <w:sz w:val="18"/>
               </w:rPr>
-              <w:t>Pago Único</w:t>
+              <w:t>Mensual</w:t>
             </w:r>
             <w:r>
               <w:rPr>
                 <w:rFonts w:ascii="Bahnschrift" w:hAnsi="Bahnschrift"/>
                 <w:sz w:val="18"/>
               </w:rPr>
-              <w:t xml:space="preserve"> (Antes de IVA)</w:t>
-            </w:r>
-          </w:p>
-        </w:tc>
-      </w:tr>
-      <w:tr>
-        <w:tc>
-          <w:tcPr>
-            <w:tcW w:w="3638" w:type="dxa"/>
-            <w:vAlign w:val="center"/>
-          </w:tcPr>
-          <w:p>
-            <w:pPr>
-              <w:tabs>
-                <w:tab w:val="left" w:pos="3840"/>
-              </w:tabs>
-              <w:rPr>
-                <w:rFonts w:ascii="Bahnschrift" w:hAnsi="Bahnschrift"/>
-                <w:b/>
-                <w:sz w:val="18"/>
-              </w:rPr>
-            </w:pPr>
-            <w:r>
-              <w:rPr>
-                <w:rFonts w:ascii="Bahnschrift" w:hAnsi="Bahnschrift"/>
-                <w:b/>
-                <w:sz w:val="18"/>
-              </w:rPr>
-              <w:t>Renta del Servicio</w:t>
-            </w:r>
-          </w:p>
-        </w:tc>
-        <w:tc>
-          <w:tcPr>
-            <w:tcW w:w="2033" w:type="dxa"/>
-            <w:vAlign w:val="center"/>
-          </w:tcPr>
-          <w:p>
-            <w:pPr>
-              <w:tabs>
-                <w:tab w:val="left" w:pos="3840"/>
-              </w:tabs>
+              <w:t xml:space="preserve"> (</w:t>
+            </w:r>
+            <w:r>
               <w:rPr>
                 <w:rFonts w:ascii="Bahnschrift" w:hAnsi="Bahnschrift"/>
                 <w:sz w:val="18"/>
               </w:rPr>
-            </w:pPr>
-            <w:r>
-              <w:rPr>
-                <w:rFonts w:ascii="Bahnschrift" w:hAnsi="Bahnschrift"/>
-                <w:sz w:val="18"/>
-              </w:rPr>
-              <w:t>$</w:t>
-            </w:r>
-          </w:p>
-        </w:tc>
-        <w:tc>
-          <w:tcPr>
-            <w:tcW w:w="5245" w:type="dxa"/>
-            <w:vAlign w:val="center"/>
-          </w:tcPr>
-          <w:p>
-            <w:pPr>
-              <w:tabs>
-                <w:tab w:val="left" w:pos="3840"/>
-              </w:tabs>
-              <w:rPr>
-                <w:sz w:val="18"/>
-              </w:rPr>
-            </w:pPr>
-            <w:r>
-              <w:rPr>
-                <w:rFonts w:ascii="Bahnschrift" w:hAnsi="Bahnschrift"/>
-                <w:sz w:val="18"/>
-              </w:rPr>
-              <w:t xml:space="preserve">Renta </w:t>
-            </w:r>
-            <w:r>
-              <w:rPr>
-                <w:rFonts w:ascii="Bahnschrift" w:hAnsi="Bahnschrift"/>
-                <w:sz w:val="18"/>
-              </w:rPr>
-              <w:t>Mensual</w:t>
-            </w:r>
-            <w:r>
-              <w:rPr>
-                <w:rFonts w:ascii="Bahnschrift" w:hAnsi="Bahnschrift"/>
-                <w:sz w:val="18"/>
-              </w:rPr>
-              <w:t xml:space="preserve"> (</w:t>
-            </w:r>
-            <w:r>
-              <w:rPr>
-                <w:rFonts w:ascii="Bahnschrift" w:hAnsi="Bahnschrift"/>
-                <w:sz w:val="18"/>
-              </w:rPr>
               <w:t>Antes de IVA)</w:t>
-            </w:r>
-          </w:p>
-        </w:tc>
-      </w:tr>
-      <w:tr>
-        <w:tc>
-          <w:tcPr>
-            <w:tcW w:w="3638" w:type="dxa"/>
-            <w:vAlign w:val="center"/>
-          </w:tcPr>
-          <w:p>
-            <w:pPr>
-              <w:tabs>
-                <w:tab w:val="left" w:pos="3840"/>
-              </w:tabs>
-              <w:rPr>
-                <w:rFonts w:ascii="Bahnschrift" w:hAnsi="Bahnschrift"/>
-                <w:b/>
-                <w:sz w:val="18"/>
-              </w:rPr>
-            </w:pPr>
-            <w:r>
-              <w:rPr>
-                <w:rFonts w:ascii="Bahnschrift" w:hAnsi="Bahnschrift"/>
-                <w:b/>
-                <w:sz w:val="18"/>
-              </w:rPr>
-              <w:t>Venta de Equipo</w:t>
-            </w:r>
-          </w:p>
-        </w:tc>
-        <w:tc>
-          <w:tcPr>
-            <w:tcW w:w="2033" w:type="dxa"/>
-            <w:vAlign w:val="center"/>
-          </w:tcPr>
-          <w:p>
-            <w:pPr>
-              <w:tabs>
-                <w:tab w:val="left" w:pos="3840"/>
-              </w:tabs>
-              <w:rPr>
-                <w:rFonts w:ascii="Bahnschrift" w:hAnsi="Bahnschrift"/>
-                <w:sz w:val="18"/>
-              </w:rPr>
-            </w:pPr>
-            <w:r>
-              <w:rPr>
-                <w:rFonts w:ascii="Bahnschrift" w:hAnsi="Bahnschrift"/>
-                <w:sz w:val="18"/>
-              </w:rPr>
-              <w:t>$</w:t>
-            </w:r>
-          </w:p>
-        </w:tc>
-        <w:tc>
-          <w:tcPr>
-            <w:tcW w:w="5245" w:type="dxa"/>
-            <w:vAlign w:val="center"/>
-          </w:tcPr>
-          <w:p>
-            <w:pPr>
-              <w:tabs>
-                <w:tab w:val="left" w:pos="3840"/>
-              </w:tabs>
-              <w:rPr>
-                <w:rFonts w:ascii="Bahnschrift" w:hAnsi="Bahnschrift"/>
-                <w:sz w:val="18"/>
-              </w:rPr>
-            </w:pPr>
-            <w:r>
-              <w:rPr>
-                <w:rFonts w:ascii="Bahnschrift" w:hAnsi="Bahnschrift"/>
-                <w:sz w:val="18"/>
-              </w:rPr>
-              <w:t>Pago Único (Antes de IVA)</w:t>
             </w:r>
           </w:p>
         </w:tc>
@@ -1718,6 +1404,34 @@
         <w:tabs>
           <w:tab w:val="left" w:pos="3840"/>
         </w:tabs>
+        <w:spacing w:after="0"/>
+        <w:ind w:left="-993" w:right="-1085"/>
+        <w:jc w:val="both"/>
+        <w:rPr>
+          <w:rFonts w:ascii="Bahnschrift" w:hAnsi="Bahnschrift"/>
+          <w:sz w:val="14"/>
+        </w:rPr>
+      </w:pPr>
+    </w:p>
+    <w:p>
+      <w:pPr>
+        <w:tabs>
+          <w:tab w:val="left" w:pos="3840"/>
+        </w:tabs>
+        <w:spacing w:after="0"/>
+        <w:ind w:left="-993" w:right="-1085"/>
+        <w:jc w:val="both"/>
+        <w:rPr>
+          <w:rFonts w:ascii="Bahnschrift" w:hAnsi="Bahnschrift"/>
+          <w:sz w:val="14"/>
+        </w:rPr>
+      </w:pPr>
+    </w:p>
+    <w:p>
+      <w:pPr>
+        <w:tabs>
+          <w:tab w:val="left" w:pos="3840"/>
+        </w:tabs>
         <w:ind w:right="-1085"/>
         <w:jc w:val="both"/>
         <w:rPr>
@@ -1725,6 +1439,117 @@
           <w:sz w:val="18"/>
         </w:rPr>
       </w:pPr>
+      <w:r>
+        <w:rPr>
+          <w:rFonts w:ascii="Bahnschrift" w:hAnsi="Bahnschrift"/>
+          <w:b/>
+          <w:noProof/>
+          <w:sz w:val="18"/>
+        </w:rPr>
+        <mc:AlternateContent>
+          <mc:Choice Requires="wps">
+            <w:drawing>
+              <wp:anchor distT="45720" distB="45720" distL="114300" distR="114300" simplePos="0" relativeHeight="251671552" behindDoc="1" locked="0" layoutInCell="1" allowOverlap="1" wp14:anchorId="0C07315F" wp14:editId="7799E793">
+                <wp:simplePos x="0" y="0"/>
+                <wp:positionH relativeFrom="margin">
+                  <wp:posOffset>85725</wp:posOffset>
+                </wp:positionH>
+                <wp:positionV relativeFrom="paragraph">
+                  <wp:posOffset>192405</wp:posOffset>
+                </wp:positionV>
+                <wp:extent cx="1314450" cy="495300"/>
+                <wp:effectExtent l="0" t="0" r="0" b="0"/>
+                <wp:wrapNone/>
+                <wp:docPr id="1815658035" name="Cuadro de texto 2"/>
+                <wp:cNvGraphicFramePr>
+                  <a:graphicFrameLocks xmlns:a="http://schemas.openxmlformats.org/drawingml/2006/main"/>
+                </wp:cNvGraphicFramePr>
+                <a:graphic xmlns:a="http://schemas.openxmlformats.org/drawingml/2006/main">
+                  <a:graphicData uri="http://schemas.microsoft.com/office/word/2010/wordprocessingShape">
+                    <wps:wsp>
+                      <wps:cNvSpPr txBox="1">
+                        <a:spLocks noChangeArrowheads="1"/>
+                      </wps:cNvSpPr>
+                      <wps:spPr bwMode="auto">
+                        <a:xfrm>
+                          <a:off x="0" y="0"/>
+                          <a:ext cx="1314450" cy="495300"/>
+                        </a:xfrm>
+                        <a:prstGeom prst="rect">
+                          <a:avLst/>
+                        </a:prstGeom>
+                        <a:noFill/>
+                        <a:ln w="9525">
+                          <a:noFill/>
+                          <a:miter lim="800000"/>
+                          <a:headEnd/>
+                          <a:tailEnd/>
+                        </a:ln>
+                      </wps:spPr>
+                      <wps:txbx>
+                        <w:txbxContent>
+                          <w:p>
+                            <w:pPr>
+                              <w:spacing w:after="0"/>
+                              <w:jc w:val="center"/>
+                            </w:pPr>
+                            <w:r>
+                              <w:rPr>
+                                <w:rFonts w:ascii="Bahnschrift" w:hAnsi="Bahnschrift"/>
+                                <w:b/>
+                                <w:sz w:val="18"/>
+                              </w:rPr>
+                              <w:t>FIRMACLIENTE</w:t>
+                            </w:r>
+                          </w:p>
+                        </w:txbxContent>
+                      </wps:txbx>
+                      <wps:bodyPr rot="0" vert="horz" wrap="square" lIns="91440" tIns="45720" rIns="91440" bIns="45720" anchor="t" anchorCtr="0">
+                        <a:noAutofit/>
+                      </wps:bodyPr>
+                    </wps:wsp>
+                  </a:graphicData>
+                </a:graphic>
+                <wp14:sizeRelH relativeFrom="margin">
+                  <wp14:pctWidth>0</wp14:pctWidth>
+                </wp14:sizeRelH>
+                <wp14:sizeRelV relativeFrom="margin">
+                  <wp14:pctHeight>0</wp14:pctHeight>
+                </wp14:sizeRelV>
+              </wp:anchor>
+            </w:drawing>
+          </mc:Choice>
+          <mc:Fallback>
+            <w:pict>
+              <v:shapetype w14:anchorId="0C07315F" id="_x0000_t202" coordsize="21600,21600" o:spt="202" path="m,l,21600r21600,l21600,xe">
+                <v:stroke joinstyle="miter"/>
+                <v:path gradientshapeok="t" o:connecttype="rect"/>
+              </v:shapetype>
+              <v:shape id="Cuadro de texto 2" o:spid="_x0000_s1026" type="#_x0000_t202" style="position:absolute;left:0;text-align:left;margin-left:6.75pt;margin-top:15.15pt;width:103.5pt;height:39pt;z-index:-251644928;visibility:visible;mso-wrap-style:square;mso-width-percent:0;mso-height-percent:0;mso-wrap-distance-left:9pt;mso-wrap-distance-top:3.6pt;mso-wrap-distance-right:9pt;mso-wrap-distance-bottom:3.6pt;mso-position-horizontal:absolute;mso-position-horizontal-relative:margin;mso-position-vertical:absolute;mso-position-vertical-relative:text;mso-width-percent:0;mso-height-percent:0;mso-width-relative:margin;mso-height-relative:margin;v-text-anchor:top" o:gfxdata="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" filled="f" stroked="f">
+                <v:textbox>
+                  <w:txbxContent>
+                    <w:p>
+                      <w:pPr>
+                        <w:spacing w:after="0"/>
+                        <w:jc w:val="center"/>
+                      </w:pPr>
+                      <w:r>
+                        <w:rPr>
+                          <w:rFonts w:ascii="Bahnschrift" w:hAnsi="Bahnschrift"/>
+                          <w:b/>
+                          <w:sz w:val="18"/>
+                        </w:rPr>
+                        <w:t>FIRMACLIENTE</w:t>
+                      </w:r>
+                    </w:p>
+                  </w:txbxContent>
+                </v:textbox>
+                <w10:wrap anchorx="margin"/>
+              </v:shape>
+            </w:pict>
+          </mc:Fallback>
+        </mc:AlternateContent>
+      </w:r>
     </w:p>
     <w:p>
       <w:pPr>
@@ -1751,6 +1576,154 @@
           <w:sz w:val="18"/>
         </w:rPr>
       </w:pPr>
+      <w:r>
+        <w:rPr>
+          <w:rFonts w:ascii="Bahnschrift" w:hAnsi="Bahnschrift"/>
+          <w:b/>
+          <w:noProof/>
+          <w:sz w:val="18"/>
+        </w:rPr>
+        <mc:AlternateContent>
+          <mc:Choice Requires="wps">
+            <w:drawing>
+              <wp:anchor distT="45720" distB="45720" distL="114300" distR="114300" simplePos="0" relativeHeight="251665408" behindDoc="1" locked="0" layoutInCell="1" allowOverlap="1" wp14:anchorId="54E71860" wp14:editId="7B493923">
+                <wp:simplePos x="0" y="0"/>
+                <wp:positionH relativeFrom="column">
+                  <wp:posOffset>-565785</wp:posOffset>
+                </wp:positionH>
+                <wp:positionV relativeFrom="paragraph">
+                  <wp:posOffset>208280</wp:posOffset>
+                </wp:positionV>
+                <wp:extent cx="2571750" cy="1404620"/>
+                <wp:effectExtent l="0" t="0" r="0" b="3810"/>
+                <wp:wrapNone/>
+                <wp:docPr id="217" name="Cuadro de texto 2"/>
+                <wp:cNvGraphicFramePr>
+                  <a:graphicFrameLocks xmlns:a="http://schemas.openxmlformats.org/drawingml/2006/main"/>
+                </wp:cNvGraphicFramePr>
+                <a:graphic xmlns:a="http://schemas.openxmlformats.org/drawingml/2006/main">
+                  <a:graphicData uri="http://schemas.microsoft.com/office/word/2010/wordprocessingShape">
+                    <wps:wsp>
+                      <wps:cNvSpPr txBox="1">
+                        <a:spLocks noChangeArrowheads="1"/>
+                      </wps:cNvSpPr>
+                      <wps:spPr bwMode="auto">
+                        <a:xfrm>
+                          <a:off x="0" y="0"/>
+                          <a:ext cx="2571750" cy="1404620"/>
+                        </a:xfrm>
+                        <a:prstGeom prst="rect">
+                          <a:avLst/>
+                        </a:prstGeom>
+                        <a:noFill/>
+                        <a:ln w="9525">
+                          <a:noFill/>
+                          <a:miter lim="800000"/>
+                          <a:headEnd/>
+                          <a:tailEnd/>
+                        </a:ln>
+                      </wps:spPr>
+                      <wps:txbx>
+                        <w:txbxContent>
+                          <w:p>
+                            <w:pPr>
+                              <w:spacing w:after="0"/>
+                              <w:jc w:val="center"/>
+                              <w:rPr>
+                                <w:rFonts w:ascii="Bahnschrift" w:hAnsi="Bahnschrift"/>
+                                <w:b/>
+                                <w:sz w:val="18"/>
+                              </w:rPr>
+                            </w:pPr>
+                            <w:r>
+                              <w:rPr>
+                                <w:rFonts w:ascii="Bahnschrift" w:hAnsi="Bahnschrift"/>
+                                <w:b/>
+                                <w:sz w:val="18"/>
+                              </w:rPr>
+                              <w:t>RSCLIENTE</w:t>
+                            </w:r>
+                          </w:p>
+                          <w:p>
+                            <w:pPr>
+                              <w:spacing w:after="0"/>
+                              <w:jc w:val="center"/>
+                            </w:pPr>
+                            <w:r>
+                              <w:rPr>
+                                <w:rFonts w:ascii="Bahnschrift" w:hAnsi="Bahnschrift"/>
+                                <w:b/>
+                                <w:sz w:val="18"/>
+                              </w:rPr>
+                              <w:t>RLCLIENTE</w:t>
+                            </w:r>
+                          </w:p>
+                        </w:txbxContent>
+                      </wps:txbx>
+                      <wps:bodyPr rot="0" vert="horz" wrap="square" lIns="91440" tIns="45720" rIns="91440" bIns="45720" anchor="t" anchorCtr="0">
+                        <a:spAutoFit/>
+                      </wps:bodyPr>
+                    </wps:wsp>
+                  </a:graphicData>
+                </a:graphic>
+                <wp14:sizeRelH relativeFrom="margin">
+                  <wp14:pctWidth>0</wp14:pctWidth>
+                </wp14:sizeRelH>
+                <wp14:sizeRelV relativeFrom="margin">
+                  <wp14:pctHeight>20000</wp14:pctHeight>
+                </wp14:sizeRelV>
+              </wp:anchor>
+            </w:drawing>
+          </mc:Choice>
+          <mc:Fallback>
+            <w:pict>
+              <v:shapetype w14:anchorId="54E71860" id="_x0000_t202" coordsize="21600,21600" o:spt="202" path="m,l,21600r21600,l21600,xe">
+                <v:stroke joinstyle="miter"/>
+                <v:path gradientshapeok="t" o:connecttype="rect"/>
+              </v:shapetype>
+              <v:shape id="_x0000_s1027" type="#_x0000_t202" style="position:absolute;left:0;text-align:left;margin-left:-44.55pt;margin-top:16.4pt;width:202.5pt;height:110.6pt;z-index:-251651072;visibility:visible;mso-wrap-style:square;mso-width-percent:0;mso-height-percent:200;mso-wrap-distance-left:9pt;mso-wrap-distance-top:3.6pt;mso-wrap-distance-right:9pt;mso-wrap-distance-bottom:3.6pt;mso-position-horizontal:absolute;mso-position-horizontal-relative:text;mso-position-vertical:absolute;mso-position-vertical-relative:text;mso-width-percent:0;mso-height-percent:200;mso-width-relative:margin;mso-height-relative:margin;v-text-anchor:top" o:gfxdata="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" filled="f" stroked="f">
+                <v:textbox style="mso-fit-shape-to-text:t">
+                  <w:txbxContent>
+                    <w:p>
+                      <w:pPr>
+                        <w:spacing w:after="0"/>
+                        <w:jc w:val="center"/>
+                        <w:rPr>
+                          <w:rFonts w:ascii="Bahnschrift" w:hAnsi="Bahnschrift"/>
+                          <w:b/>
+                          <w:sz w:val="18"/>
+                        </w:rPr>
+                      </w:pPr>
+                      <w:r>
+                        <w:rPr>
+                          <w:rFonts w:ascii="Bahnschrift" w:hAnsi="Bahnschrift"/>
+                          <w:b/>
+                          <w:sz w:val="18"/>
+                        </w:rPr>
+                        <w:t>RSCLIENTE</w:t>
+                      </w:r>
+                    </w:p>
+                    <w:p>
+                      <w:pPr>
+                        <w:spacing w:after="0"/>
+                        <w:jc w:val="center"/>
+                      </w:pPr>
+                      <w:r>
+                        <w:rPr>
+                          <w:rFonts w:ascii="Bahnschrift" w:hAnsi="Bahnschrift"/>
+                          <w:b/>
+                          <w:sz w:val="18"/>
+                        </w:rPr>
+                        <w:t>RLCLIENTE</w:t>
+                      </w:r>
+                    </w:p>
+                  </w:txbxContent>
+                </v:textbox>
+              </v:shape>
+            </w:pict>
+          </mc:Fallback>
+        </mc:AlternateContent>
+      </w:r>
       <w:r>
         <w:rPr>
           <w:rFonts w:ascii="Bahnschrift" w:hAnsi="Bahnschrift"/>
@@ -1965,8 +1938,54 @@
           <w:b/>
           <w:sz w:val="18"/>
         </w:rPr>
-        <w:t xml:space="preserve">                                                                                                                                                      JORGE ALBERTO SANTANA TORRES</w:t>
+        <w:t xml:space="preserve">                                            </w:t>
       </w:r>
+      <w:r>
+        <w:rPr>
+          <w:rFonts w:ascii="Bahnschrift" w:hAnsi="Bahnschrift"/>
+          <w:b/>
+          <w:sz w:val="18"/>
+        </w:rPr>
+        <w:t xml:space="preserve">                    </w:t>
+      </w:r>
+      <w:r>
+        <w:rPr>
+          <w:rFonts w:ascii="Bahnschrift" w:hAnsi="Bahnschrift"/>
+          <w:b/>
+          <w:sz w:val="18"/>
+        </w:rPr>
+        <w:t xml:space="preserve">                                                                                     JORGE ALBERTO SANTANA TORRES</w:t>
+      </w:r>
+    </w:p>
+    <w:p>
+      <w:pPr>
+        <w:tabs>
+          <w:tab w:val="left" w:pos="3840"/>
+        </w:tabs>
+        <w:spacing w:after="0"/>
+        <w:ind w:left="-993" w:right="-1085"/>
+        <w:jc w:val="both"/>
+        <w:rPr>
+          <w:rFonts w:ascii="Bahnschrift" w:hAnsi="Bahnschrift"/>
+          <w:b/>
+          <w:sz w:val="18"/>
+        </w:rPr>
+      </w:pPr>
+    </w:p>
+    <w:p>
+      <w:pPr>
+        <w:tabs>
+          <w:tab w:val="left" w:pos="3840"/>
+        </w:tabs>
+        <w:spacing w:after="0"/>
+        <w:ind w:left="-993" w:right="-1085"/>
+        <w:jc w:val="both"/>
+        <w:rPr>
+          <w:rFonts w:ascii="Bahnschrift" w:hAnsi="Bahnschrift"/>
+          <w:b/>
+          <w:sz w:val="18"/>
+        </w:rPr>
+      </w:pPr>
     </w:p>
     <w:p>
       <w:pPr>
@@ -2123,6 +2142,7 @@
                 <w:sz w:val="10"/>
                 <w:szCs w:val="24"/>
               </w:rPr>
+              <w:lastRenderedPageBreak/>
               <w:t xml:space="preserve">TÉRMINOS Y CONDICIONES DEL CONTRATO MARCO DE PRESTACION DE SERVICIOS DE TELECOMUNICACIONES Y REDES CELEBRADO ENTRE </w:t>
             </w:r>
             <w:r>
@@ -4213,7 +4233,130 @@
                 <w:sz w:val="10"/>
                 <w:szCs w:val="24"/>
               </w:rPr>
-              <w:t xml:space="preserve"> comienza la prestación de los mismos precisamente en la fecha programada para ello y por lo tanto se comenzarán a generar los cargos </w:t>
+              <w:t xml:space="preserve"> comienza la prestación de los mismos precisamente en la fecha programada para ello y por lo tanto se comenzarán a generar los cargos por Servicios que correspondan, lo anterior, aún y cuando </w:t>
+            </w:r>
+            <w:r>
+              <w:rPr>
+                <w:rFonts w:ascii="Arial" w:hAnsi="Arial" w:cs="Arial"/>
+                <w:b/>
+                <w:sz w:val="10"/>
+                <w:szCs w:val="24"/>
+              </w:rPr>
+              <w:t>“EL USUARIO”</w:t>
+            </w:r>
+            <w:r>
+              <w:rPr>
+                <w:rFonts w:ascii="Arial" w:hAnsi="Arial" w:cs="Arial"/>
+                <w:sz w:val="10"/>
+                <w:szCs w:val="24"/>
+              </w:rPr>
+              <w:t xml:space="preserve"> </w:t>
+            </w:r>
+            <w:r>
+              <w:rPr>
+                <w:rFonts w:ascii="Arial" w:hAnsi="Arial" w:cs="Arial"/>
+                <w:sz w:val="10"/>
+                <w:szCs w:val="24"/>
+              </w:rPr>
+              <w:t>de forma injustificada se niegue a firmar las actas de pruebas y/o de entrega de Servicios</w:t>
+            </w:r>
+            <w:r>
+              <w:rPr>
+                <w:rFonts w:ascii="Arial" w:hAnsi="Arial" w:cs="Arial"/>
+                <w:sz w:val="10"/>
+                <w:szCs w:val="24"/>
+              </w:rPr>
+              <w:t>,</w:t>
+            </w:r>
+            <w:r>
+              <w:rPr>
+                <w:rFonts w:ascii="Arial" w:hAnsi="Arial" w:cs="Arial"/>
+                <w:sz w:val="10"/>
+                <w:szCs w:val="24"/>
+              </w:rPr>
+              <w:t xml:space="preserve"> (</w:t>
+            </w:r>
+            <w:r>
+              <w:rPr>
+                <w:rFonts w:ascii="Arial" w:hAnsi="Arial" w:cs="Arial"/>
+                <w:sz w:val="10"/>
+                <w:szCs w:val="24"/>
+              </w:rPr>
+              <w:t>III</w:t>
+            </w:r>
+            <w:r>
+              <w:rPr>
+                <w:rFonts w:ascii="Arial" w:hAnsi="Arial" w:cs="Arial"/>
+                <w:sz w:val="10"/>
+                <w:szCs w:val="24"/>
+              </w:rPr>
+              <w:t xml:space="preserve">) cualquier cambio solicitado por </w:t>
+            </w:r>
+            <w:r>
+              <w:rPr>
+                <w:rFonts w:ascii="Arial" w:hAnsi="Arial" w:cs="Arial"/>
+                <w:sz w:val="10"/>
+                <w:szCs w:val="24"/>
+              </w:rPr>
+              <w:t>“</w:t>
+            </w:r>
+            <w:r>
+              <w:rPr>
+                <w:rFonts w:ascii="Arial" w:hAnsi="Arial" w:cs="Arial"/>
+                <w:b/>
+                <w:sz w:val="10"/>
+                <w:szCs w:val="24"/>
+              </w:rPr>
+              <w:t>EL USUARIO”</w:t>
+            </w:r>
+            <w:r>
+              <w:rPr>
+                <w:rFonts w:ascii="Arial" w:hAnsi="Arial" w:cs="Arial"/>
+                <w:sz w:val="10"/>
+                <w:szCs w:val="24"/>
+              </w:rPr>
+              <w:t xml:space="preserve"> </w:t>
+            </w:r>
+            <w:r>
+              <w:rPr>
+                <w:rFonts w:ascii="Arial" w:hAnsi="Arial" w:cs="Arial"/>
+                <w:sz w:val="10"/>
+                <w:szCs w:val="24"/>
+              </w:rPr>
+              <w:t>a las características de los Servicios contratados, en caso de ser factible, obliga al Usuario al pago de la tarifa correspondiente</w:t>
+            </w:r>
+            <w:r>
+              <w:rPr>
+                <w:rFonts w:ascii="Arial" w:hAnsi="Arial" w:cs="Arial"/>
+                <w:sz w:val="10"/>
+                <w:szCs w:val="24"/>
+              </w:rPr>
+              <w:t xml:space="preserve"> y (IV) </w:t>
+            </w:r>
+            <w:r>
+              <w:rPr>
+                <w:rFonts w:ascii="Arial" w:hAnsi="Arial" w:cs="Arial"/>
+                <w:sz w:val="10"/>
+                <w:szCs w:val="24"/>
+              </w:rPr>
+              <w:t xml:space="preserve">en caso de que </w:t>
+            </w:r>
+            <w:r>
+              <w:rPr>
+                <w:rFonts w:ascii="Arial" w:hAnsi="Arial" w:cs="Arial"/>
+                <w:b/>
+                <w:sz w:val="10"/>
+                <w:szCs w:val="24"/>
+              </w:rPr>
+              <w:t xml:space="preserve">“EL USUARIO” </w:t>
+            </w:r>
+            <w:r>
+              <w:rPr>
+                <w:rFonts w:ascii="Arial" w:hAnsi="Arial" w:cs="Arial"/>
+                <w:sz w:val="10"/>
+                <w:szCs w:val="24"/>
+              </w:rPr>
+              <w:t xml:space="preserve">solicite la reubicación del lugar en donde se realizará la instalación de los Servicios, se generará un costo adicional que se fijará en atención a las circnstancias de </w:t>
             </w:r>
             <w:r>
               <w:rPr>
@@ -4222,130 +4365,7 @@
                 <w:szCs w:val="24"/>
               </w:rPr>
               <w:lastRenderedPageBreak/>
-              <w:t xml:space="preserve">por Servicios que correspondan, lo anterior, aún y cuando </w:t>
-            </w:r>
-            <w:r>
-              <w:rPr>
-                <w:rFonts w:ascii="Arial" w:hAnsi="Arial" w:cs="Arial"/>
-                <w:b/>
-                <w:sz w:val="10"/>
-                <w:szCs w:val="24"/>
-              </w:rPr>
-              <w:t>“EL USUARIO”</w:t>
-            </w:r>
-            <w:r>
-              <w:rPr>
-                <w:rFonts w:ascii="Arial" w:hAnsi="Arial" w:cs="Arial"/>
-                <w:sz w:val="10"/>
-                <w:szCs w:val="24"/>
-              </w:rPr>
-              <w:t xml:space="preserve"> </w:t>
-            </w:r>
-            <w:r>
-              <w:rPr>
-                <w:rFonts w:ascii="Arial" w:hAnsi="Arial" w:cs="Arial"/>
-                <w:sz w:val="10"/>
-                <w:szCs w:val="24"/>
-              </w:rPr>
-              <w:t>de forma injustificada se niegue a firmar las actas de pruebas y/o de entrega de Servicios</w:t>
-            </w:r>
-            <w:r>
-              <w:rPr>
-                <w:rFonts w:ascii="Arial" w:hAnsi="Arial" w:cs="Arial"/>
-                <w:sz w:val="10"/>
-                <w:szCs w:val="24"/>
-              </w:rPr>
-              <w:t>,</w:t>
-            </w:r>
-            <w:r>
-              <w:rPr>
-                <w:rFonts w:ascii="Arial" w:hAnsi="Arial" w:cs="Arial"/>
-                <w:sz w:val="10"/>
-                <w:szCs w:val="24"/>
-              </w:rPr>
-              <w:t xml:space="preserve"> (</w:t>
-            </w:r>
-            <w:r>
-              <w:rPr>
-                <w:rFonts w:ascii="Arial" w:hAnsi="Arial" w:cs="Arial"/>
-                <w:sz w:val="10"/>
-                <w:szCs w:val="24"/>
-              </w:rPr>
-              <w:t>III</w:t>
-            </w:r>
-            <w:r>
-              <w:rPr>
-                <w:rFonts w:ascii="Arial" w:hAnsi="Arial" w:cs="Arial"/>
-                <w:sz w:val="10"/>
-                <w:szCs w:val="24"/>
-              </w:rPr>
-              <w:t xml:space="preserve">) cualquier cambio solicitado por </w:t>
-            </w:r>
-            <w:r>
-              <w:rPr>
-                <w:rFonts w:ascii="Arial" w:hAnsi="Arial" w:cs="Arial"/>
-                <w:sz w:val="10"/>
-                <w:szCs w:val="24"/>
-              </w:rPr>
-              <w:t>“</w:t>
-            </w:r>
-            <w:r>
-              <w:rPr>
-                <w:rFonts w:ascii="Arial" w:hAnsi="Arial" w:cs="Arial"/>
-                <w:b/>
-                <w:sz w:val="10"/>
-                <w:szCs w:val="24"/>
-              </w:rPr>
-              <w:t>EL USUARIO”</w:t>
-            </w:r>
-            <w:r>
-              <w:rPr>
-                <w:rFonts w:ascii="Arial" w:hAnsi="Arial" w:cs="Arial"/>
-                <w:sz w:val="10"/>
-                <w:szCs w:val="24"/>
-              </w:rPr>
-              <w:t xml:space="preserve"> </w:t>
-            </w:r>
-            <w:r>
-              <w:rPr>
-                <w:rFonts w:ascii="Arial" w:hAnsi="Arial" w:cs="Arial"/>
-                <w:sz w:val="10"/>
-                <w:szCs w:val="24"/>
-              </w:rPr>
-              <w:t>a las características de los Servicios contratados, en caso de ser factible, obliga al Usuario al pago de la tarifa correspondiente</w:t>
-            </w:r>
-            <w:r>
-              <w:rPr>
-                <w:rFonts w:ascii="Arial" w:hAnsi="Arial" w:cs="Arial"/>
-                <w:sz w:val="10"/>
-                <w:szCs w:val="24"/>
-              </w:rPr>
-              <w:t xml:space="preserve"> y (IV) </w:t>
-            </w:r>
-            <w:r>
-              <w:rPr>
-                <w:rFonts w:ascii="Arial" w:hAnsi="Arial" w:cs="Arial"/>
-                <w:sz w:val="10"/>
-                <w:szCs w:val="24"/>
-              </w:rPr>
-              <w:t xml:space="preserve">en caso de que </w:t>
-            </w:r>
-            <w:r>
-              <w:rPr>
-                <w:rFonts w:ascii="Arial" w:hAnsi="Arial" w:cs="Arial"/>
-                <w:b/>
-                <w:sz w:val="10"/>
-                <w:szCs w:val="24"/>
-              </w:rPr>
-              <w:t xml:space="preserve">“EL USUARIO” </w:t>
-            </w:r>
-            <w:r>
-              <w:rPr>
-                <w:rFonts w:ascii="Arial" w:hAnsi="Arial" w:cs="Arial"/>
-                <w:sz w:val="10"/>
-                <w:szCs w:val="24"/>
-              </w:rPr>
-              <w:t>solicite la reubicación del lugar en donde se realizará la instalación de los Servicios, se generará un costo adicional que se fijará en atención a las circnstancias de cada caso concreto.</w:t>
+              <w:t>cada caso concreto.</w:t>
             </w:r>
           </w:p>
           <w:p>
@@ -7917,15 +7937,7 @@
                 <w:rFonts w:ascii="Arial" w:hAnsi="Arial"/>
                 <w:sz w:val="10"/>
               </w:rPr>
-              <w:t xml:space="preserve">, </w:t>
-            </w:r>
-            <w:r>
-              <w:rPr>
-                <w:rFonts w:ascii="Arial" w:hAnsi="Arial"/>
-                <w:sz w:val="10"/>
-              </w:rPr>
-              <w:lastRenderedPageBreak/>
-              <w:t>indicando en la solicitud sus datos de identificación y una breve descripción de los datos personales sobre los cuales ejercita sus derechos contenidos en la ley.</w:t>
+              <w:t>, indicando en la solicitud sus datos de identificación y una breve descripción de los datos personales sobre los cuales ejercita sus derechos contenidos en la ley.</w:t>
             </w:r>
           </w:p>
           <w:p>
@@ -8081,7 +8093,15 @@
                 <w:rFonts w:ascii="Arial" w:hAnsi="Arial"/>
                 <w:sz w:val="10"/>
               </w:rPr>
-              <w:t xml:space="preserve"> convienen en mantener bajo estricta confidencialidad la información de carácter técnico y financiero que se origine o se intercambie con motivo de la ejecución del presente instrumento. En caso de faltar a este compromiso, se obligan al pago de daños y perjuicios que se llegaren a originar</w:t>
+              <w:t xml:space="preserve"> convienen en mantener bajo estricta confidencialidad la </w:t>
+            </w:r>
+            <w:r>
+              <w:rPr>
+                <w:rFonts w:ascii="Arial" w:hAnsi="Arial"/>
+                <w:sz w:val="10"/>
+              </w:rPr>
+              <w:lastRenderedPageBreak/>
+              <w:t>información de carácter técnico y financiero que se origine o se intercambie con motivo de la ejecución del presente instrumento. En caso de faltar a este compromiso, se obligan al pago de daños y perjuicios que se llegaren a originar</w:t>
             </w:r>
           </w:p>
           <w:p>
@@ -8804,6 +8824,114 @@
           <w:sz w:val="18"/>
         </w:rPr>
       </w:pPr>
+      <w:r>
+        <w:rPr>
+          <w:rFonts w:ascii="Bahnschrift" w:hAnsi="Bahnschrift"/>
+          <w:b/>
+          <w:noProof/>
+          <w:sz w:val="18"/>
+        </w:rPr>
+        <w:lastRenderedPageBreak/>
+        <mc:AlternateContent>
+          <mc:Choice Requires="wps">
+            <w:drawing>
+              <wp:anchor distT="45720" distB="45720" distL="114300" distR="114300" simplePos="0" relativeHeight="251669504" behindDoc="1" locked="0" layoutInCell="1" allowOverlap="1" wp14:anchorId="710FDB8D" wp14:editId="6CF10E21">
+                <wp:simplePos x="0" y="0"/>
+                <wp:positionH relativeFrom="margin">
+                  <wp:posOffset>123825</wp:posOffset>
+                </wp:positionH>
+                <wp:positionV relativeFrom="paragraph">
+                  <wp:posOffset>-57150</wp:posOffset>
+                </wp:positionV>
+                <wp:extent cx="1314450" cy="495300"/>
+                <wp:effectExtent l="0" t="0" r="0" b="0"/>
+                <wp:wrapNone/>
+                <wp:docPr id="699839988" name="Cuadro de texto 2"/>
+                <wp:cNvGraphicFramePr>
+                  <a:graphicFrameLocks xmlns:a="http://schemas.openxmlformats.org/drawingml/2006/main"/>
+                </wp:cNvGraphicFramePr>
+                <a:graphic xmlns:a="http://schemas.openxmlformats.org/drawingml/2006/main">
+                  <a:graphicData uri="http://schemas.microsoft.com/office/word/2010/wordprocessingShape">
+                    <wps:wsp>
+                      <wps:cNvSpPr txBox="1">
+                        <a:spLocks noChangeArrowheads="1"/>
+                      </wps:cNvSpPr>
+                      <wps:spPr bwMode="auto">
+                        <a:xfrm>
+                          <a:off x="0" y="0"/>
+                          <a:ext cx="1314450" cy="495300"/>
+                        </a:xfrm>
+                        <a:prstGeom prst="rect">
+                          <a:avLst/>
+                        </a:prstGeom>
+                        <a:noFill/>
+                        <a:ln w="9525">
+                          <a:noFill/>
+                          <a:miter lim="800000"/>
+                          <a:headEnd/>
+                          <a:tailEnd/>
+                        </a:ln>
+                      </wps:spPr>
+                      <wps:txbx>
+                        <w:txbxContent>
+                          <w:p>
+                            <w:pPr>
+                              <w:spacing w:after="0"/>
+                              <w:jc w:val="center"/>
+                            </w:pPr>
+                            <w:r>
+                              <w:rPr>
+                                <w:rFonts w:ascii="Bahnschrift" w:hAnsi="Bahnschrift"/>
+                                <w:b/>
+                                <w:sz w:val="18"/>
+                              </w:rPr>
+                              <w:t>FIRMACLIENTE</w:t>
+                            </w:r>
+                          </w:p>
+                        </w:txbxContent>
+                      </wps:txbx>
+                      <wps:bodyPr rot="0" vert="horz" wrap="square" lIns="91440" tIns="45720" rIns="91440" bIns="45720" anchor="t" anchorCtr="0">
+                        <a:noAutofit/>
+                      </wps:bodyPr>
+                    </wps:wsp>
+                  </a:graphicData>
+                </a:graphic>
+                <wp14:sizeRelH relativeFrom="margin">
+                  <wp14:pctWidth>0</wp14:pctWidth>
+                </wp14:sizeRelH>
+                <wp14:sizeRelV relativeFrom="margin">
+                  <wp14:pctHeight>0</wp14:pctHeight>
+                </wp14:sizeRelV>
+              </wp:anchor>
+            </w:drawing>
+          </mc:Choice>
+          <mc:Fallback>
+            <w:pict>
+              <v:shape w14:anchorId="710FDB8D" id="_x0000_s1028" type="#_x0000_t202" style="position:absolute;left:0;text-align:left;margin-left:9.75pt;margin-top:-4.5pt;width:103.5pt;height:39pt;z-index:-251646976;visibility:visible;mso-wrap-style:square;mso-width-percent:0;mso-height-percent:0;mso-wrap-distance-left:9pt;mso-wrap-distance-top:3.6pt;mso-wrap-distance-right:9pt;mso-wrap-distance-bottom:3.6pt;mso-position-horizontal:absolute;mso-position-horizontal-relative:margin;mso-position-vertical:absolute;mso-position-vertical-relative:text;mso-width-percent:0;mso-height-percent:0;mso-width-relative:margin;mso-height-relative:margin;v-text-anchor:top" o:gfxdata="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" filled="f" stroked="f">
+                <v:textbox>
+                  <w:txbxContent>
+                    <w:p>
+                      <w:pPr>
+                        <w:spacing w:after="0"/>
+                        <w:jc w:val="center"/>
+                      </w:pPr>
+                      <w:r>
+                        <w:rPr>
+                          <w:rFonts w:ascii="Bahnschrift" w:hAnsi="Bahnschrift"/>
+                          <w:b/>
+                          <w:sz w:val="18"/>
+                        </w:rPr>
+                        <w:t>FIRMACLIENTE</w:t>
+                      </w:r>
+                    </w:p>
+                  </w:txbxContent>
+                </v:textbox>
+                <w10:wrap anchorx="margin"/>
+              </v:shape>
+            </w:pict>
+          </mc:Fallback>
+        </mc:AlternateContent>
+      </w:r>
     </w:p>
     <w:p>
       <w:pPr>
@@ -8817,6 +8945,150 @@
           <w:sz w:val="18"/>
         </w:rPr>
       </w:pPr>
+      <w:r>
+        <w:rPr>
+          <w:rFonts w:ascii="Bahnschrift" w:hAnsi="Bahnschrift"/>
+          <w:b/>
+          <w:noProof/>
+          <w:sz w:val="18"/>
+        </w:rPr>
+        <mc:AlternateContent>
+          <mc:Choice Requires="wps">
+            <w:drawing>
+              <wp:anchor distT="45720" distB="45720" distL="114300" distR="114300" simplePos="0" relativeHeight="251667456" behindDoc="1" locked="0" layoutInCell="1" allowOverlap="1" wp14:anchorId="4298F9E4" wp14:editId="2D14A9EB">
+                <wp:simplePos x="0" y="0"/>
+                <wp:positionH relativeFrom="column">
+                  <wp:posOffset>-537210</wp:posOffset>
+                </wp:positionH>
+                <wp:positionV relativeFrom="paragraph">
+                  <wp:posOffset>188595</wp:posOffset>
+                </wp:positionV>
+                <wp:extent cx="2571750" cy="1404620"/>
+                <wp:effectExtent l="0" t="0" r="0" b="3810"/>
+                <wp:wrapNone/>
+                <wp:docPr id="1069374909" name="Cuadro de texto 2"/>
+                <wp:cNvGraphicFramePr>
+                  <a:graphicFrameLocks xmlns:a="http://schemas.openxmlformats.org/drawingml/2006/main"/>
+                </wp:cNvGraphicFramePr>
+                <a:graphic xmlns:a="http://schemas.openxmlformats.org/drawingml/2006/main">
+                  <a:graphicData uri="http://schemas.microsoft.com/office/word/2010/wordprocessingShape">
+                    <wps:wsp>
+                      <wps:cNvSpPr txBox="1">
+                        <a:spLocks noChangeArrowheads="1"/>
+                      </wps:cNvSpPr>
+                      <wps:spPr bwMode="auto">
+                        <a:xfrm>
+                          <a:off x="0" y="0"/>
+                          <a:ext cx="2571750" cy="1404620"/>
+                        </a:xfrm>
+                        <a:prstGeom prst="rect">
+                          <a:avLst/>
+                        </a:prstGeom>
+                        <a:noFill/>
+                        <a:ln w="9525">
+                          <a:noFill/>
+                          <a:miter lim="800000"/>
+                          <a:headEnd/>
+                          <a:tailEnd/>
+                        </a:ln>
+                      </wps:spPr>
+                      <wps:txbx>
+                        <w:txbxContent>
+                          <w:p>
+                            <w:pPr>
+                              <w:spacing w:after="0"/>
+                              <w:jc w:val="center"/>
+                              <w:rPr>
+                                <w:rFonts w:ascii="Bahnschrift" w:hAnsi="Bahnschrift"/>
+                                <w:b/>
+                                <w:sz w:val="18"/>
+                              </w:rPr>
+                            </w:pPr>
+                            <w:r>
+                              <w:rPr>
+                                <w:rFonts w:ascii="Bahnschrift" w:hAnsi="Bahnschrift"/>
+                                <w:b/>
+                                <w:sz w:val="18"/>
+                              </w:rPr>
+                              <w:t>RSCLIENTE</w:t>
+                            </w:r>
+                          </w:p>
+                          <w:p>
+                            <w:pPr>
+                              <w:spacing w:after="0"/>
+                              <w:jc w:val="center"/>
+                            </w:pPr>
+                            <w:r>
+                              <w:rPr>
+                                <w:rFonts w:ascii="Bahnschrift" w:hAnsi="Bahnschrift"/>
+                                <w:b/>
+                                <w:sz w:val="18"/>
+                              </w:rPr>
+                              <w:t>RLCLIENTE</w:t>
+                            </w:r>
+                          </w:p>
+                        </w:txbxContent>
+                      </wps:txbx>
+                      <wps:bodyPr rot="0" vert="horz" wrap="square" lIns="91440" tIns="45720" rIns="91440" bIns="45720" anchor="t" anchorCtr="0">
+                        <a:spAutoFit/>
+                      </wps:bodyPr>
+                    </wps:wsp>
+                  </a:graphicData>
+                </a:graphic>
+                <wp14:sizeRelH relativeFrom="margin">
+                  <wp14:pctWidth>0</wp14:pctWidth>
+                </wp14:sizeRelH>
+                <wp14:sizeRelV relativeFrom="margin">
+                  <wp14:pctHeight>20000</wp14:pctHeight>
+                </wp14:sizeRelV>
+              </wp:anchor>
+            </w:drawing>
+          </mc:Choice>
+          <mc:Fallback>
+            <w:pict>
+              <v:shape w14:anchorId="4298F9E4" id="_x0000_s1029" type="#_x0000_t202" style="position:absolute;left:0;text-align:left;margin-left:-42.3pt;margin-top:14.85pt;width:202.5pt;height:110.6pt;z-index:-251649024;visibility:visible;mso-wrap-style:square;mso-width-percent:0;mso-height-percent:200;mso-wrap-distance-left:9pt;mso-wrap-distance-top:3.6pt;mso-wrap-distance-right:9pt;mso-wrap-distance-bottom:3.6pt;mso-position-horizontal:absolute;mso-position-horizontal-relative:text;mso-position-vertical:absolute;mso-position-vertical-relative:text;mso-width-percent:0;mso-height-percent:200;mso-width-relative:margin;mso-height-relative:margin;v-text-anchor:top" o:gfxdata="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" filled="f" stroked="f">
+                <v:textbox style="mso-fit-shape-to-text:t">
+                  <w:txbxContent>
+                    <w:p>
+                      <w:pPr>
+                        <w:spacing w:after="0"/>
+                        <w:jc w:val="center"/>
+                        <w:rPr>
+                          <w:rFonts w:ascii="Bahnschrift" w:hAnsi="Bahnschrift"/>
+                          <w:b/>
+                          <w:sz w:val="18"/>
+                        </w:rPr>
+                      </w:pPr>
+                      <w:r>
+                        <w:rPr>
+                          <w:rFonts w:ascii="Bahnschrift" w:hAnsi="Bahnschrift"/>
+                          <w:b/>
+                          <w:sz w:val="18"/>
+                        </w:rPr>
+                        <w:t>RSCLIENTE</w:t>
+                      </w:r>
+                    </w:p>
+                    <w:p>
+                      <w:pPr>
+                        <w:spacing w:after="0"/>
+                        <w:jc w:val="center"/>
+                      </w:pPr>
+                      <w:r>
+                        <w:rPr>
+                          <w:rFonts w:ascii="Bahnschrift" w:hAnsi="Bahnschrift"/>
+                          <w:b/>
+                          <w:sz w:val="18"/>
+                        </w:rPr>
+                        <w:t>RLCLIENTE</w:t>
+                      </w:r>
+                    </w:p>
+                  </w:txbxContent>
+                </v:textbox>
+              </v:shape>
+            </w:pict>
+          </mc:Fallback>
+        </mc:AlternateContent>
+      </w:r>
       <w:r>
         <w:rPr>
           <w:rFonts w:ascii="Bahnschrift" w:hAnsi="Bahnschrift"/>

--- a/HNControl.Web/assets/legal-templates/Contrato_Blanco.docx
+++ b/HNControl.Web/assets/legal-templates/Contrato_Blanco.docx
@@ -381,7 +381,15 @@
                 <w:b/>
                 <w:sz w:val="18"/>
               </w:rPr>
-              <w:t xml:space="preserve"> RFCC</w:t>
+              <w:t xml:space="preserve"> </w:t>
+            </w:r>
+            <w:r>
+              <w:rPr>
+                <w:rFonts w:ascii="Bahnschrift" w:hAnsi="Bahnschrift"/>
+                <w:b/>
+                <w:sz w:val="18"/>
+              </w:rPr>
+              <w:t>RSCLIENTE</w:t>
             </w:r>
           </w:p>
         </w:tc>
@@ -1432,436 +1440,15 @@
         <w:tabs>
           <w:tab w:val="left" w:pos="3840"/>
         </w:tabs>
-        <w:ind w:right="-1085"/>
-        <w:jc w:val="both"/>
-        <w:rPr>
-          <w:rFonts w:ascii="Bahnschrift" w:hAnsi="Bahnschrift"/>
-          <w:sz w:val="18"/>
-        </w:rPr>
-      </w:pPr>
-      <w:r>
-        <w:rPr>
-          <w:rFonts w:ascii="Bahnschrift" w:hAnsi="Bahnschrift"/>
-          <w:b/>
-          <w:noProof/>
-          <w:sz w:val="18"/>
-        </w:rPr>
-        <mc:AlternateContent>
-          <mc:Choice Requires="wps">
-            <w:drawing>
-              <wp:anchor distT="45720" distB="45720" distL="114300" distR="114300" simplePos="0" relativeHeight="251671552" behindDoc="1" locked="0" layoutInCell="1" allowOverlap="1" wp14:anchorId="0C07315F" wp14:editId="7799E793">
-                <wp:simplePos x="0" y="0"/>
-                <wp:positionH relativeFrom="margin">
-                  <wp:posOffset>85725</wp:posOffset>
-                </wp:positionH>
-                <wp:positionV relativeFrom="paragraph">
-                  <wp:posOffset>192405</wp:posOffset>
-                </wp:positionV>
-                <wp:extent cx="1314450" cy="495300"/>
-                <wp:effectExtent l="0" t="0" r="0" b="0"/>
-                <wp:wrapNone/>
-                <wp:docPr id="1815658035" name="Cuadro de texto 2"/>
-                <wp:cNvGraphicFramePr>
-                  <a:graphicFrameLocks xmlns:a="http://schemas.openxmlformats.org/drawingml/2006/main"/>
-                </wp:cNvGraphicFramePr>
-                <a:graphic xmlns:a="http://schemas.openxmlformats.org/drawingml/2006/main">
-                  <a:graphicData uri="http://schemas.microsoft.com/office/word/2010/wordprocessingShape">
-                    <wps:wsp>
-                      <wps:cNvSpPr txBox="1">
-                        <a:spLocks noChangeArrowheads="1"/>
-                      </wps:cNvSpPr>
-                      <wps:spPr bwMode="auto">
-                        <a:xfrm>
-                          <a:off x="0" y="0"/>
-                          <a:ext cx="1314450" cy="495300"/>
-                        </a:xfrm>
-                        <a:prstGeom prst="rect">
-                          <a:avLst/>
-                        </a:prstGeom>
-                        <a:noFill/>
-                        <a:ln w="9525">
-                          <a:noFill/>
-                          <a:miter lim="800000"/>
-                          <a:headEnd/>
-                          <a:tailEnd/>
-                        </a:ln>
-                      </wps:spPr>
-                      <wps:txbx>
-                        <w:txbxContent>
-                          <w:p>
-                            <w:pPr>
-                              <w:spacing w:after="0"/>
-                              <w:jc w:val="center"/>
-                            </w:pPr>
-                            <w:r>
-                              <w:rPr>
-                                <w:rFonts w:ascii="Bahnschrift" w:hAnsi="Bahnschrift"/>
-                                <w:b/>
-                                <w:sz w:val="18"/>
-                              </w:rPr>
-                              <w:t>FIRMACLIENTE</w:t>
-                            </w:r>
-                          </w:p>
-                        </w:txbxContent>
-                      </wps:txbx>
-                      <wps:bodyPr rot="0" vert="horz" wrap="square" lIns="91440" tIns="45720" rIns="91440" bIns="45720" anchor="t" anchorCtr="0">
-                        <a:noAutofit/>
-                      </wps:bodyPr>
-                    </wps:wsp>
-                  </a:graphicData>
-                </a:graphic>
-                <wp14:sizeRelH relativeFrom="margin">
-                  <wp14:pctWidth>0</wp14:pctWidth>
-                </wp14:sizeRelH>
-                <wp14:sizeRelV relativeFrom="margin">
-                  <wp14:pctHeight>0</wp14:pctHeight>
-                </wp14:sizeRelV>
-              </wp:anchor>
-            </w:drawing>
-          </mc:Choice>
-          <mc:Fallback>
-            <w:pict>
-              <v:shapetype w14:anchorId="0C07315F" id="_x0000_t202" coordsize="21600,21600" o:spt="202" path="m,l,21600r21600,l21600,xe">
-                <v:stroke joinstyle="miter"/>
-                <v:path gradientshapeok="t" o:connecttype="rect"/>
-              </v:shapetype>
-              <v:shape id="Cuadro de texto 2" o:spid="_x0000_s1026" type="#_x0000_t202" style="position:absolute;left:0;text-align:left;margin-left:6.75pt;margin-top:15.15pt;width:103.5pt;height:39pt;z-index:-251644928;visibility:visible;mso-wrap-style:square;mso-width-percent:0;mso-height-percent:0;mso-wrap-distance-left:9pt;mso-wrap-distance-top:3.6pt;mso-wrap-distance-right:9pt;mso-wrap-distance-bottom:3.6pt;mso-position-horizontal:absolute;mso-position-horizontal-relative:margin;mso-position-vertical:absolute;mso-position-vertical-relative:text;mso-width-percent:0;mso-height-percent:0;mso-width-relative:margin;mso-height-relative:margin;v-text-anchor:top" o:gfxdata="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" filled="f" stroked="f">
-                <v:textbox>
-                  <w:txbxContent>
-                    <w:p>
-                      <w:pPr>
-                        <w:spacing w:after="0"/>
-                        <w:jc w:val="center"/>
-                      </w:pPr>
-                      <w:r>
-                        <w:rPr>
-                          <w:rFonts w:ascii="Bahnschrift" w:hAnsi="Bahnschrift"/>
-                          <w:b/>
-                          <w:sz w:val="18"/>
-                        </w:rPr>
-                        <w:t>FIRMACLIENTE</w:t>
-                      </w:r>
-                    </w:p>
-                  </w:txbxContent>
-                </v:textbox>
-                <w10:wrap anchorx="margin"/>
-              </v:shape>
-            </w:pict>
-          </mc:Fallback>
-        </mc:AlternateContent>
-      </w:r>
-    </w:p>
-    <w:p>
-      <w:pPr>
-        <w:tabs>
-          <w:tab w:val="left" w:pos="3840"/>
-        </w:tabs>
+        <w:spacing w:after="0"/>
         <w:ind w:left="-993" w:right="-1085"/>
         <w:jc w:val="both"/>
         <w:rPr>
           <w:rFonts w:ascii="Bahnschrift" w:hAnsi="Bahnschrift"/>
+          <w:b/>
           <w:sz w:val="18"/>
         </w:rPr>
       </w:pPr>
-    </w:p>
-    <w:p>
-      <w:pPr>
-        <w:tabs>
-          <w:tab w:val="left" w:pos="3840"/>
-        </w:tabs>
-        <w:ind w:left="-993" w:right="-1085"/>
-        <w:jc w:val="both"/>
-        <w:rPr>
-          <w:rFonts w:ascii="Bahnschrift" w:hAnsi="Bahnschrift"/>
-          <w:sz w:val="18"/>
-        </w:rPr>
-      </w:pPr>
-      <w:r>
-        <w:rPr>
-          <w:rFonts w:ascii="Bahnschrift" w:hAnsi="Bahnschrift"/>
-          <w:b/>
-          <w:noProof/>
-          <w:sz w:val="18"/>
-        </w:rPr>
-        <mc:AlternateContent>
-          <mc:Choice Requires="wps">
-            <w:drawing>
-              <wp:anchor distT="45720" distB="45720" distL="114300" distR="114300" simplePos="0" relativeHeight="251665408" behindDoc="1" locked="0" layoutInCell="1" allowOverlap="1" wp14:anchorId="54E71860" wp14:editId="7B493923">
-                <wp:simplePos x="0" y="0"/>
-                <wp:positionH relativeFrom="column">
-                  <wp:posOffset>-565785</wp:posOffset>
-                </wp:positionH>
-                <wp:positionV relativeFrom="paragraph">
-                  <wp:posOffset>208280</wp:posOffset>
-                </wp:positionV>
-                <wp:extent cx="2571750" cy="1404620"/>
-                <wp:effectExtent l="0" t="0" r="0" b="3810"/>
-                <wp:wrapNone/>
-                <wp:docPr id="217" name="Cuadro de texto 2"/>
-                <wp:cNvGraphicFramePr>
-                  <a:graphicFrameLocks xmlns:a="http://schemas.openxmlformats.org/drawingml/2006/main"/>
-                </wp:cNvGraphicFramePr>
-                <a:graphic xmlns:a="http://schemas.openxmlformats.org/drawingml/2006/main">
-                  <a:graphicData uri="http://schemas.microsoft.com/office/word/2010/wordprocessingShape">
-                    <wps:wsp>
-                      <wps:cNvSpPr txBox="1">
-                        <a:spLocks noChangeArrowheads="1"/>
-                      </wps:cNvSpPr>
-                      <wps:spPr bwMode="auto">
-                        <a:xfrm>
-                          <a:off x="0" y="0"/>
-                          <a:ext cx="2571750" cy="1404620"/>
-                        </a:xfrm>
-                        <a:prstGeom prst="rect">
-                          <a:avLst/>
-                        </a:prstGeom>
-                        <a:noFill/>
-                        <a:ln w="9525">
-                          <a:noFill/>
-                          <a:miter lim="800000"/>
-                          <a:headEnd/>
-                          <a:tailEnd/>
-                        </a:ln>
-                      </wps:spPr>
-                      <wps:txbx>
-                        <w:txbxContent>
-                          <w:p>
-                            <w:pPr>
-                              <w:spacing w:after="0"/>
-                              <w:jc w:val="center"/>
-                              <w:rPr>
-                                <w:rFonts w:ascii="Bahnschrift" w:hAnsi="Bahnschrift"/>
-                                <w:b/>
-                                <w:sz w:val="18"/>
-                              </w:rPr>
-                            </w:pPr>
-                            <w:r>
-                              <w:rPr>
-                                <w:rFonts w:ascii="Bahnschrift" w:hAnsi="Bahnschrift"/>
-                                <w:b/>
-                                <w:sz w:val="18"/>
-                              </w:rPr>
-                              <w:t>RSCLIENTE</w:t>
-                            </w:r>
-                          </w:p>
-                          <w:p>
-                            <w:pPr>
-                              <w:spacing w:after="0"/>
-                              <w:jc w:val="center"/>
-                            </w:pPr>
-                            <w:r>
-                              <w:rPr>
-                                <w:rFonts w:ascii="Bahnschrift" w:hAnsi="Bahnschrift"/>
-                                <w:b/>
-                                <w:sz w:val="18"/>
-                              </w:rPr>
-                              <w:t>RLCLIENTE</w:t>
-                            </w:r>
-                          </w:p>
-                        </w:txbxContent>
-                      </wps:txbx>
-                      <wps:bodyPr rot="0" vert="horz" wrap="square" lIns="91440" tIns="45720" rIns="91440" bIns="45720" anchor="t" anchorCtr="0">
-                        <a:spAutoFit/>
-                      </wps:bodyPr>
-                    </wps:wsp>
-                  </a:graphicData>
-                </a:graphic>
-                <wp14:sizeRelH relativeFrom="margin">
-                  <wp14:pctWidth>0</wp14:pctWidth>
-                </wp14:sizeRelH>
-                <wp14:sizeRelV relativeFrom="margin">
-                  <wp14:pctHeight>20000</wp14:pctHeight>
-                </wp14:sizeRelV>
-              </wp:anchor>
-            </w:drawing>
-          </mc:Choice>
-          <mc:Fallback>
-            <w:pict>
-              <v:shapetype w14:anchorId="54E71860" id="_x0000_t202" coordsize="21600,21600" o:spt="202" path="m,l,21600r21600,l21600,xe">
-                <v:stroke joinstyle="miter"/>
-                <v:path gradientshapeok="t" o:connecttype="rect"/>
-              </v:shapetype>
-              <v:shape id="_x0000_s1027" type="#_x0000_t202" style="position:absolute;left:0;text-align:left;margin-left:-44.55pt;margin-top:16.4pt;width:202.5pt;height:110.6pt;z-index:-251651072;visibility:visible;mso-wrap-style:square;mso-width-percent:0;mso-height-percent:200;mso-wrap-distance-left:9pt;mso-wrap-distance-top:3.6pt;mso-wrap-distance-right:9pt;mso-wrap-distance-bottom:3.6pt;mso-position-horizontal:absolute;mso-position-horizontal-relative:text;mso-position-vertical:absolute;mso-position-vertical-relative:text;mso-width-percent:0;mso-height-percent:200;mso-width-relative:margin;mso-height-relative:margin;v-text-anchor:top" o:gfxdata="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" filled="f" stroked="f">
-                <v:textbox style="mso-fit-shape-to-text:t">
-                  <w:txbxContent>
-                    <w:p>
-                      <w:pPr>
-                        <w:spacing w:after="0"/>
-                        <w:jc w:val="center"/>
-                        <w:rPr>
-                          <w:rFonts w:ascii="Bahnschrift" w:hAnsi="Bahnschrift"/>
-                          <w:b/>
-                          <w:sz w:val="18"/>
-                        </w:rPr>
-                      </w:pPr>
-                      <w:r>
-                        <w:rPr>
-                          <w:rFonts w:ascii="Bahnschrift" w:hAnsi="Bahnschrift"/>
-                          <w:b/>
-                          <w:sz w:val="18"/>
-                        </w:rPr>
-                        <w:t>RSCLIENTE</w:t>
-                      </w:r>
-                    </w:p>
-                    <w:p>
-                      <w:pPr>
-                        <w:spacing w:after="0"/>
-                        <w:jc w:val="center"/>
-                      </w:pPr>
-                      <w:r>
-                        <w:rPr>
-                          <w:rFonts w:ascii="Bahnschrift" w:hAnsi="Bahnschrift"/>
-                          <w:b/>
-                          <w:sz w:val="18"/>
-                        </w:rPr>
-                        <w:t>RLCLIENTE</w:t>
-                      </w:r>
-                    </w:p>
-                  </w:txbxContent>
-                </v:textbox>
-              </v:shape>
-            </w:pict>
-          </mc:Fallback>
-        </mc:AlternateContent>
-      </w:r>
-      <w:r>
-        <w:rPr>
-          <w:rFonts w:ascii="Bahnschrift" w:hAnsi="Bahnschrift"/>
-          <w:noProof/>
-          <w:sz w:val="18"/>
-          <w:lang w:eastAsia="es-MX"/>
-        </w:rPr>
-        <mc:AlternateContent>
-          <mc:Choice Requires="wps">
-            <w:drawing>
-              <wp:anchor distT="0" distB="0" distL="114300" distR="114300" simplePos="0" relativeHeight="251660288" behindDoc="0" locked="0" layoutInCell="1" allowOverlap="1" wp14:anchorId="0066AD8B" wp14:editId="7E1C5102">
-                <wp:simplePos x="0" y="0"/>
-                <wp:positionH relativeFrom="column">
-                  <wp:posOffset>3626485</wp:posOffset>
-                </wp:positionH>
-                <wp:positionV relativeFrom="paragraph">
-                  <wp:posOffset>228864</wp:posOffset>
-                </wp:positionV>
-                <wp:extent cx="2578735" cy="0"/>
-                <wp:effectExtent l="0" t="0" r="31115" b="19050"/>
-                <wp:wrapNone/>
-                <wp:docPr id="5" name="Conector recto 5"/>
-                <wp:cNvGraphicFramePr/>
-                <a:graphic xmlns:a="http://schemas.openxmlformats.org/drawingml/2006/main">
-                  <a:graphicData uri="http://schemas.microsoft.com/office/word/2010/wordprocessingShape">
-                    <wps:wsp>
-                      <wps:cNvCnPr/>
-                      <wps:spPr>
-                        <a:xfrm>
-                          <a:off x="0" y="0"/>
-                          <a:ext cx="2578735" cy="0"/>
-                        </a:xfrm>
-                        <a:prstGeom prst="line">
-                          <a:avLst/>
-                        </a:prstGeom>
-                        <a:ln>
-                          <a:solidFill>
-                            <a:schemeClr val="tx1"/>
-                          </a:solidFill>
-                        </a:ln>
-                      </wps:spPr>
-                      <wps:style>
-                        <a:lnRef idx="1">
-                          <a:schemeClr val="accent1"/>
-                        </a:lnRef>
-                        <a:fillRef idx="0">
-                          <a:schemeClr val="accent1"/>
-                        </a:fillRef>
-                        <a:effectRef idx="0">
-                          <a:schemeClr val="accent1"/>
-                        </a:effectRef>
-                        <a:fontRef idx="minor">
-                          <a:schemeClr val="tx1"/>
-                        </a:fontRef>
-                      </wps:style>
-                      <wps:bodyPr/>
-                    </wps:wsp>
-                  </a:graphicData>
-                </a:graphic>
-              </wp:anchor>
-            </w:drawing>
-          </mc:Choice>
-          <mc:Fallback>
-            <w:pict>
-              <v:line w14:anchorId="2AE2943C" id="Conector recto 5" o:spid="_x0000_s1026" style="position:absolute;z-index:251660288;visibility:visible;mso-wrap-style:square;mso-wrap-distance-left:9pt;mso-wrap-distance-top:0;mso-wrap-distance-right:9pt;mso-wrap-distance-bottom:0;mso-position-horizontal:absolute;mso-position-horizontal-relative:text;mso-position-vertical:absolute;mso-position-vertical-relative:text" from="285.55pt,18pt" to="488.6pt,18pt" o:gfxdata="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" strokecolor="black [3213]"/>
-            </w:pict>
-          </mc:Fallback>
-        </mc:AlternateContent>
-      </w:r>
-      <w:r>
-        <w:rPr>
-          <w:rFonts w:ascii="Bahnschrift" w:hAnsi="Bahnschrift"/>
-          <w:noProof/>
-          <w:sz w:val="18"/>
-          <w:lang w:eastAsia="es-MX"/>
-        </w:rPr>
-        <mc:AlternateContent>
-          <mc:Choice Requires="wps">
-            <w:drawing>
-              <wp:anchor distT="0" distB="0" distL="114300" distR="114300" simplePos="0" relativeHeight="251659264" behindDoc="0" locked="0" layoutInCell="1" allowOverlap="1" wp14:anchorId="1F5CBDAE" wp14:editId="43E57921">
-                <wp:simplePos x="0" y="0"/>
-                <wp:positionH relativeFrom="column">
-                  <wp:posOffset>-588274</wp:posOffset>
-                </wp:positionH>
-                <wp:positionV relativeFrom="paragraph">
-                  <wp:posOffset>224155</wp:posOffset>
-                </wp:positionV>
-                <wp:extent cx="2578735" cy="0"/>
-                <wp:effectExtent l="0" t="0" r="31115" b="19050"/>
-                <wp:wrapNone/>
-                <wp:docPr id="4" name="Conector recto 4"/>
-                <wp:cNvGraphicFramePr/>
-                <a:graphic xmlns:a="http://schemas.openxmlformats.org/drawingml/2006/main">
-                  <a:graphicData uri="http://schemas.microsoft.com/office/word/2010/wordprocessingShape">
-                    <wps:wsp>
-                      <wps:cNvCnPr/>
-                      <wps:spPr>
-                        <a:xfrm>
-                          <a:off x="0" y="0"/>
-                          <a:ext cx="2578735" cy="0"/>
-                        </a:xfrm>
-                        <a:prstGeom prst="line">
-                          <a:avLst/>
-                        </a:prstGeom>
-                        <a:ln>
-                          <a:solidFill>
-                            <a:schemeClr val="tx1"/>
-                          </a:solidFill>
-                        </a:ln>
-                      </wps:spPr>
-                      <wps:style>
-                        <a:lnRef idx="1">
-                          <a:schemeClr val="accent1"/>
-                        </a:lnRef>
-                        <a:fillRef idx="0">
-                          <a:schemeClr val="accent1"/>
-                        </a:fillRef>
-                        <a:effectRef idx="0">
-                          <a:schemeClr val="accent1"/>
-                        </a:effectRef>
-                        <a:fontRef idx="minor">
-                          <a:schemeClr val="tx1"/>
-                        </a:fontRef>
-                      </wps:style>
-                      <wps:bodyPr/>
-                    </wps:wsp>
-                  </a:graphicData>
-                </a:graphic>
-              </wp:anchor>
-            </w:drawing>
-          </mc:Choice>
-          <mc:Fallback>
-            <w:pict>
-              <v:line w14:anchorId="749272B9" id="Conector recto 4" o:spid="_x0000_s1026" style="position:absolute;z-index:251659264;visibility:visible;mso-wrap-style:square;mso-wrap-distance-left:9pt;mso-wrap-distance-top:0;mso-wrap-distance-right:9pt;mso-wrap-distance-bottom:0;mso-position-horizontal:absolute;mso-position-horizontal-relative:text;mso-position-vertical:absolute;mso-position-vertical-relative:text" from="-46.3pt,17.65pt" to="156.75pt,17.65pt" o:gfxdata="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" strokecolor="black [3213]"/>
-            </w:pict>
-          </mc:Fallback>
-        </mc:AlternateContent>
-      </w:r>
     </w:p>
     <w:p>
       <w:pPr>
@@ -1877,46 +1464,6 @@
           <w:sz w:val="18"/>
         </w:rPr>
       </w:pPr>
-      <w:r>
-        <w:rPr>
-          <w:rFonts w:ascii="Bahnschrift" w:hAnsi="Bahnschrift"/>
-          <w:b/>
-          <w:sz w:val="18"/>
-        </w:rPr>
-        <w:t xml:space="preserve">                      </w:t>
-      </w:r>
-      <w:r>
-        <w:rPr>
-          <w:rFonts w:ascii="Bahnschrift" w:hAnsi="Bahnschrift"/>
-          <w:b/>
-          <w:sz w:val="18"/>
-        </w:rPr>
-        <w:t xml:space="preserve">            </w:t>
-      </w:r>
-      <w:r>
-        <w:rPr>
-          <w:rFonts w:ascii="Bahnschrift" w:hAnsi="Bahnschrift"/>
-          <w:b/>
-          <w:sz w:val="18"/>
-        </w:rPr>
-        <w:tab/>
-      </w:r>
-      <w:r>
-        <w:rPr>
-          <w:rFonts w:ascii="Bahnschrift" w:hAnsi="Bahnschrift"/>
-          <w:b/>
-          <w:sz w:val="18"/>
-        </w:rPr>
-        <w:t xml:space="preserve">                               </w:t>
-      </w:r>
-      <w:r>
-        <w:rPr>
-          <w:rFonts w:ascii="Bahnschrift" w:hAnsi="Bahnschrift"/>
-          <w:b/>
-          <w:sz w:val="18"/>
-        </w:rPr>
-        <w:t xml:space="preserve">   HUBNET INFRAESTRUCTURE TECHNOLOGY SOLUTIONS</w:t>
-      </w:r>
     </w:p>
     <w:p>
       <w:pPr>
@@ -1932,30 +1479,66 @@
           <w:sz w:val="18"/>
         </w:rPr>
       </w:pPr>
-      <w:r>
+    </w:p>
+    <w:p>
+      <w:pPr>
+        <w:tabs>
+          <w:tab w:val="left" w:pos="3840"/>
+        </w:tabs>
+        <w:spacing w:after="0"/>
+        <w:ind w:left="-993" w:right="-1085"/>
+        <w:jc w:val="both"/>
         <w:rPr>
           <w:rFonts w:ascii="Bahnschrift" w:hAnsi="Bahnschrift"/>
           <w:b/>
           <w:sz w:val="18"/>
         </w:rPr>
-        <w:t xml:space="preserve">                                            </w:t>
-      </w:r>
-      <w:r>
+      </w:pPr>
+    </w:p>
+    <w:p>
+      <w:pPr>
+        <w:tabs>
+          <w:tab w:val="left" w:pos="3840"/>
+        </w:tabs>
+        <w:spacing w:after="0"/>
+        <w:ind w:left="-993" w:right="-1085"/>
+        <w:jc w:val="both"/>
         <w:rPr>
           <w:rFonts w:ascii="Bahnschrift" w:hAnsi="Bahnschrift"/>
           <w:b/>
           <w:sz w:val="18"/>
         </w:rPr>
-        <w:t xml:space="preserve">                    </w:t>
-      </w:r>
-      <w:r>
+      </w:pPr>
+    </w:p>
+    <w:p>
+      <w:pPr>
+        <w:tabs>
+          <w:tab w:val="left" w:pos="3840"/>
+        </w:tabs>
+        <w:spacing w:after="0"/>
+        <w:ind w:left="-993" w:right="-1085"/>
+        <w:jc w:val="both"/>
         <w:rPr>
           <w:rFonts w:ascii="Bahnschrift" w:hAnsi="Bahnschrift"/>
           <w:b/>
           <w:sz w:val="18"/>
         </w:rPr>
-        <w:t xml:space="preserve">                                                                                     JORGE ALBERTO SANTANA TORRES</w:t>
-      </w:r>
+      </w:pPr>
+    </w:p>
+    <w:p>
+      <w:pPr>
+        <w:tabs>
+          <w:tab w:val="left" w:pos="3840"/>
+        </w:tabs>
+        <w:spacing w:after="0"/>
+        <w:ind w:left="-993" w:right="-1085"/>
+        <w:jc w:val="both"/>
+        <w:rPr>
+          <w:rFonts w:ascii="Bahnschrift" w:hAnsi="Bahnschrift"/>
+          <w:b/>
+          <w:sz w:val="18"/>
+        </w:rPr>
+      </w:pPr>
     </w:p>
     <w:p>
       <w:pPr>
@@ -8817,484 +8400,6 @@
         <w:tabs>
           <w:tab w:val="left" w:pos="3840"/>
         </w:tabs>
-        <w:ind w:right="-1085"/>
-        <w:jc w:val="both"/>
-        <w:rPr>
-          <w:rFonts w:ascii="Bahnschrift" w:hAnsi="Bahnschrift"/>
-          <w:sz w:val="18"/>
-        </w:rPr>
-      </w:pPr>
-      <w:r>
-        <w:rPr>
-          <w:rFonts w:ascii="Bahnschrift" w:hAnsi="Bahnschrift"/>
-          <w:b/>
-          <w:noProof/>
-          <w:sz w:val="18"/>
-        </w:rPr>
-        <w:lastRenderedPageBreak/>
-        <mc:AlternateContent>
-          <mc:Choice Requires="wps">
-            <w:drawing>
-              <wp:anchor distT="45720" distB="45720" distL="114300" distR="114300" simplePos="0" relativeHeight="251669504" behindDoc="1" locked="0" layoutInCell="1" allowOverlap="1" wp14:anchorId="710FDB8D" wp14:editId="6CF10E21">
-                <wp:simplePos x="0" y="0"/>
-                <wp:positionH relativeFrom="margin">
-                  <wp:posOffset>123825</wp:posOffset>
-                </wp:positionH>
-                <wp:positionV relativeFrom="paragraph">
-                  <wp:posOffset>-57150</wp:posOffset>
-                </wp:positionV>
-                <wp:extent cx="1314450" cy="495300"/>
-                <wp:effectExtent l="0" t="0" r="0" b="0"/>
-                <wp:wrapNone/>
-                <wp:docPr id="699839988" name="Cuadro de texto 2"/>
-                <wp:cNvGraphicFramePr>
-                  <a:graphicFrameLocks xmlns:a="http://schemas.openxmlformats.org/drawingml/2006/main"/>
-                </wp:cNvGraphicFramePr>
-                <a:graphic xmlns:a="http://schemas.openxmlformats.org/drawingml/2006/main">
-                  <a:graphicData uri="http://schemas.microsoft.com/office/word/2010/wordprocessingShape">
-                    <wps:wsp>
-                      <wps:cNvSpPr txBox="1">
-                        <a:spLocks noChangeArrowheads="1"/>
-                      </wps:cNvSpPr>
-                      <wps:spPr bwMode="auto">
-                        <a:xfrm>
-                          <a:off x="0" y="0"/>
-                          <a:ext cx="1314450" cy="495300"/>
-                        </a:xfrm>
-                        <a:prstGeom prst="rect">
-                          <a:avLst/>
-                        </a:prstGeom>
-                        <a:noFill/>
-                        <a:ln w="9525">
-                          <a:noFill/>
-                          <a:miter lim="800000"/>
-                          <a:headEnd/>
-                          <a:tailEnd/>
-                        </a:ln>
-                      </wps:spPr>
-                      <wps:txbx>
-                        <w:txbxContent>
-                          <w:p>
-                            <w:pPr>
-                              <w:spacing w:after="0"/>
-                              <w:jc w:val="center"/>
-                            </w:pPr>
-                            <w:r>
-                              <w:rPr>
-                                <w:rFonts w:ascii="Bahnschrift" w:hAnsi="Bahnschrift"/>
-                                <w:b/>
-                                <w:sz w:val="18"/>
-                              </w:rPr>
-                              <w:t>FIRMACLIENTE</w:t>
-                            </w:r>
-                          </w:p>
-                        </w:txbxContent>
-                      </wps:txbx>
-                      <wps:bodyPr rot="0" vert="horz" wrap="square" lIns="91440" tIns="45720" rIns="91440" bIns="45720" anchor="t" anchorCtr="0">
-                        <a:noAutofit/>
-                      </wps:bodyPr>
-                    </wps:wsp>
-                  </a:graphicData>
-                </a:graphic>
-                <wp14:sizeRelH relativeFrom="margin">
-                  <wp14:pctWidth>0</wp14:pctWidth>
-                </wp14:sizeRelH>
-                <wp14:sizeRelV relativeFrom="margin">
-                  <wp14:pctHeight>0</wp14:pctHeight>
-                </wp14:sizeRelV>
-              </wp:anchor>
-            </w:drawing>
-          </mc:Choice>
-          <mc:Fallback>
-            <w:pict>
-              <v:shape w14:anchorId="710FDB8D" id="_x0000_s1028" type="#_x0000_t202" style="position:absolute;left:0;text-align:left;margin-left:9.75pt;margin-top:-4.5pt;width:103.5pt;height:39pt;z-index:-251646976;visibility:visible;mso-wrap-style:square;mso-width-percent:0;mso-height-percent:0;mso-wrap-distance-left:9pt;mso-wrap-distance-top:3.6pt;mso-wrap-distance-right:9pt;mso-wrap-distance-bottom:3.6pt;mso-position-horizontal:absolute;mso-position-horizontal-relative:margin;mso-position-vertical:absolute;mso-position-vertical-relative:text;mso-width-percent:0;mso-height-percent:0;mso-width-relative:margin;mso-height-relative:margin;v-text-anchor:top" o:gfxdata="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" filled="f" stroked="f">
-                <v:textbox>
-                  <w:txbxContent>
-                    <w:p>
-                      <w:pPr>
-                        <w:spacing w:after="0"/>
-                        <w:jc w:val="center"/>
-                      </w:pPr>
-                      <w:r>
-                        <w:rPr>
-                          <w:rFonts w:ascii="Bahnschrift" w:hAnsi="Bahnschrift"/>
-                          <w:b/>
-                          <w:sz w:val="18"/>
-                        </w:rPr>
-                        <w:t>FIRMACLIENTE</w:t>
-                      </w:r>
-                    </w:p>
-                  </w:txbxContent>
-                </v:textbox>
-                <w10:wrap anchorx="margin"/>
-              </v:shape>
-            </w:pict>
-          </mc:Fallback>
-        </mc:AlternateContent>
-      </w:r>
-    </w:p>
-    <w:p>
-      <w:pPr>
-        <w:tabs>
-          <w:tab w:val="left" w:pos="3840"/>
-        </w:tabs>
-        <w:ind w:left="-993" w:right="-1085"/>
-        <w:jc w:val="both"/>
-        <w:rPr>
-          <w:rFonts w:ascii="Bahnschrift" w:hAnsi="Bahnschrift"/>
-          <w:sz w:val="18"/>
-        </w:rPr>
-      </w:pPr>
-      <w:r>
-        <w:rPr>
-          <w:rFonts w:ascii="Bahnschrift" w:hAnsi="Bahnschrift"/>
-          <w:b/>
-          <w:noProof/>
-          <w:sz w:val="18"/>
-        </w:rPr>
-        <mc:AlternateContent>
-          <mc:Choice Requires="wps">
-            <w:drawing>
-              <wp:anchor distT="45720" distB="45720" distL="114300" distR="114300" simplePos="0" relativeHeight="251667456" behindDoc="1" locked="0" layoutInCell="1" allowOverlap="1" wp14:anchorId="4298F9E4" wp14:editId="2D14A9EB">
-                <wp:simplePos x="0" y="0"/>
-                <wp:positionH relativeFrom="column">
-                  <wp:posOffset>-537210</wp:posOffset>
-                </wp:positionH>
-                <wp:positionV relativeFrom="paragraph">
-                  <wp:posOffset>188595</wp:posOffset>
-                </wp:positionV>
-                <wp:extent cx="2571750" cy="1404620"/>
-                <wp:effectExtent l="0" t="0" r="0" b="3810"/>
-                <wp:wrapNone/>
-                <wp:docPr id="1069374909" name="Cuadro de texto 2"/>
-                <wp:cNvGraphicFramePr>
-                  <a:graphicFrameLocks xmlns:a="http://schemas.openxmlformats.org/drawingml/2006/main"/>
-                </wp:cNvGraphicFramePr>
-                <a:graphic xmlns:a="http://schemas.openxmlformats.org/drawingml/2006/main">
-                  <a:graphicData uri="http://schemas.microsoft.com/office/word/2010/wordprocessingShape">
-                    <wps:wsp>
-                      <wps:cNvSpPr txBox="1">
-                        <a:spLocks noChangeArrowheads="1"/>
-                      </wps:cNvSpPr>
-                      <wps:spPr bwMode="auto">
-                        <a:xfrm>
-                          <a:off x="0" y="0"/>
-                          <a:ext cx="2571750" cy="1404620"/>
-                        </a:xfrm>
-                        <a:prstGeom prst="rect">
-                          <a:avLst/>
-                        </a:prstGeom>
-                        <a:noFill/>
-                        <a:ln w="9525">
-                          <a:noFill/>
-                          <a:miter lim="800000"/>
-                          <a:headEnd/>
-                          <a:tailEnd/>
-                        </a:ln>
-                      </wps:spPr>
-                      <wps:txbx>
-                        <w:txbxContent>
-                          <w:p>
-                            <w:pPr>
-                              <w:spacing w:after="0"/>
-                              <w:jc w:val="center"/>
-                              <w:rPr>
-                                <w:rFonts w:ascii="Bahnschrift" w:hAnsi="Bahnschrift"/>
-                                <w:b/>
-                                <w:sz w:val="18"/>
-                              </w:rPr>
-                            </w:pPr>
-                            <w:r>
-                              <w:rPr>
-                                <w:rFonts w:ascii="Bahnschrift" w:hAnsi="Bahnschrift"/>
-                                <w:b/>
-                                <w:sz w:val="18"/>
-                              </w:rPr>
-                              <w:t>RSCLIENTE</w:t>
-                            </w:r>
-                          </w:p>
-                          <w:p>
-                            <w:pPr>
-                              <w:spacing w:after="0"/>
-                              <w:jc w:val="center"/>
-                            </w:pPr>
-                            <w:r>
-                              <w:rPr>
-                                <w:rFonts w:ascii="Bahnschrift" w:hAnsi="Bahnschrift"/>
-                                <w:b/>
-                                <w:sz w:val="18"/>
-                              </w:rPr>
-                              <w:t>RLCLIENTE</w:t>
-                            </w:r>
-                          </w:p>
-                        </w:txbxContent>
-                      </wps:txbx>
-                      <wps:bodyPr rot="0" vert="horz" wrap="square" lIns="91440" tIns="45720" rIns="91440" bIns="45720" anchor="t" anchorCtr="0">
-                        <a:spAutoFit/>
-                      </wps:bodyPr>
-                    </wps:wsp>
-                  </a:graphicData>
-                </a:graphic>
-                <wp14:sizeRelH relativeFrom="margin">
-                  <wp14:pctWidth>0</wp14:pctWidth>
-                </wp14:sizeRelH>
-                <wp14:sizeRelV relativeFrom="margin">
-                  <wp14:pctHeight>20000</wp14:pctHeight>
-                </wp14:sizeRelV>
-              </wp:anchor>
-            </w:drawing>
-          </mc:Choice>
-          <mc:Fallback>
-            <w:pict>
-              <v:shape w14:anchorId="4298F9E4" id="_x0000_s1029" type="#_x0000_t202" style="position:absolute;left:0;text-align:left;margin-left:-42.3pt;margin-top:14.85pt;width:202.5pt;height:110.6pt;z-index:-251649024;visibility:visible;mso-wrap-style:square;mso-width-percent:0;mso-height-percent:200;mso-wrap-distance-left:9pt;mso-wrap-distance-top:3.6pt;mso-wrap-distance-right:9pt;mso-wrap-distance-bottom:3.6pt;mso-position-horizontal:absolute;mso-position-horizontal-relative:text;mso-position-vertical:absolute;mso-position-vertical-relative:text;mso-width-percent:0;mso-height-percent:200;mso-width-relative:margin;mso-height-relative:margin;v-text-anchor:top" o:gfxdata="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" filled="f" stroked="f">
-                <v:textbox style="mso-fit-shape-to-text:t">
-                  <w:txbxContent>
-                    <w:p>
-                      <w:pPr>
-                        <w:spacing w:after="0"/>
-                        <w:jc w:val="center"/>
-                        <w:rPr>
-                          <w:rFonts w:ascii="Bahnschrift" w:hAnsi="Bahnschrift"/>
-                          <w:b/>
-                          <w:sz w:val="18"/>
-                        </w:rPr>
-                      </w:pPr>
-                      <w:r>
-                        <w:rPr>
-                          <w:rFonts w:ascii="Bahnschrift" w:hAnsi="Bahnschrift"/>
-                          <w:b/>
-                          <w:sz w:val="18"/>
-                        </w:rPr>
-                        <w:t>RSCLIENTE</w:t>
-                      </w:r>
-                    </w:p>
-                    <w:p>
-                      <w:pPr>
-                        <w:spacing w:after="0"/>
-                        <w:jc w:val="center"/>
-                      </w:pPr>
-                      <w:r>
-                        <w:rPr>
-                          <w:rFonts w:ascii="Bahnschrift" w:hAnsi="Bahnschrift"/>
-                          <w:b/>
-                          <w:sz w:val="18"/>
-                        </w:rPr>
-                        <w:t>RLCLIENTE</w:t>
-                      </w:r>
-                    </w:p>
-                  </w:txbxContent>
-                </v:textbox>
-              </v:shape>
-            </w:pict>
-          </mc:Fallback>
-        </mc:AlternateContent>
-      </w:r>
-      <w:r>
-        <w:rPr>
-          <w:rFonts w:ascii="Bahnschrift" w:hAnsi="Bahnschrift"/>
-          <w:noProof/>
-          <w:sz w:val="18"/>
-          <w:lang w:eastAsia="es-MX"/>
-        </w:rPr>
-        <mc:AlternateContent>
-          <mc:Choice Requires="wps">
-            <w:drawing>
-              <wp:anchor distT="0" distB="0" distL="114300" distR="114300" simplePos="0" relativeHeight="251663360" behindDoc="0" locked="0" layoutInCell="1" allowOverlap="1" wp14:anchorId="28A01CCB" wp14:editId="217D5C9B">
-                <wp:simplePos x="0" y="0"/>
-                <wp:positionH relativeFrom="column">
-                  <wp:posOffset>3626485</wp:posOffset>
-                </wp:positionH>
-                <wp:positionV relativeFrom="paragraph">
-                  <wp:posOffset>228864</wp:posOffset>
-                </wp:positionV>
-                <wp:extent cx="2578735" cy="0"/>
-                <wp:effectExtent l="0" t="0" r="31115" b="19050"/>
-                <wp:wrapNone/>
-                <wp:docPr id="1993710911" name="Conector recto 1993710911"/>
-                <wp:cNvGraphicFramePr/>
-                <a:graphic xmlns:a="http://schemas.openxmlformats.org/drawingml/2006/main">
-                  <a:graphicData uri="http://schemas.microsoft.com/office/word/2010/wordprocessingShape">
-                    <wps:wsp>
-                      <wps:cNvCnPr/>
-                      <wps:spPr>
-                        <a:xfrm>
-                          <a:off x="0" y="0"/>
-                          <a:ext cx="2578735" cy="0"/>
-                        </a:xfrm>
-                        <a:prstGeom prst="line">
-                          <a:avLst/>
-                        </a:prstGeom>
-                        <a:ln>
-                          <a:solidFill>
-                            <a:schemeClr val="tx1"/>
-                          </a:solidFill>
-                        </a:ln>
-                      </wps:spPr>
-                      <wps:style>
-                        <a:lnRef idx="1">
-                          <a:schemeClr val="accent1"/>
-                        </a:lnRef>
-                        <a:fillRef idx="0">
-                          <a:schemeClr val="accent1"/>
-                        </a:fillRef>
-                        <a:effectRef idx="0">
-                          <a:schemeClr val="accent1"/>
-                        </a:effectRef>
-                        <a:fontRef idx="minor">
-                          <a:schemeClr val="tx1"/>
-                        </a:fontRef>
-                      </wps:style>
-                      <wps:bodyPr/>
-                    </wps:wsp>
-                  </a:graphicData>
-                </a:graphic>
-              </wp:anchor>
-            </w:drawing>
-          </mc:Choice>
-          <mc:Fallback>
-            <w:pict>
-              <v:line w14:anchorId="19C28C4B" id="Conector recto 1993710911" o:spid="_x0000_s1026" style="position:absolute;z-index:251663360;visibility:visible;mso-wrap-style:square;mso-wrap-distance-left:9pt;mso-wrap-distance-top:0;mso-wrap-distance-right:9pt;mso-wrap-distance-bottom:0;mso-position-horizontal:absolute;mso-position-horizontal-relative:text;mso-position-vertical:absolute;mso-position-vertical-relative:text" from="285.55pt,18pt" to="488.6pt,18pt" o:gfxdata="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" strokecolor="black [3213]"/>
-            </w:pict>
-          </mc:Fallback>
-        </mc:AlternateContent>
-      </w:r>
-      <w:r>
-        <w:rPr>
-          <w:rFonts w:ascii="Bahnschrift" w:hAnsi="Bahnschrift"/>
-          <w:noProof/>
-          <w:sz w:val="18"/>
-          <w:lang w:eastAsia="es-MX"/>
-        </w:rPr>
-        <mc:AlternateContent>
-          <mc:Choice Requires="wps">
-            <w:drawing>
-              <wp:anchor distT="0" distB="0" distL="114300" distR="114300" simplePos="0" relativeHeight="251662336" behindDoc="0" locked="0" layoutInCell="1" allowOverlap="1" wp14:anchorId="61567D60" wp14:editId="4E14A843">
-                <wp:simplePos x="0" y="0"/>
-                <wp:positionH relativeFrom="column">
-                  <wp:posOffset>-588274</wp:posOffset>
-                </wp:positionH>
-                <wp:positionV relativeFrom="paragraph">
-                  <wp:posOffset>224155</wp:posOffset>
-                </wp:positionV>
-                <wp:extent cx="2578735" cy="0"/>
-                <wp:effectExtent l="0" t="0" r="31115" b="19050"/>
-                <wp:wrapNone/>
-                <wp:docPr id="458393946" name="Conector recto 458393946"/>
-                <wp:cNvGraphicFramePr/>
-                <a:graphic xmlns:a="http://schemas.openxmlformats.org/drawingml/2006/main">
-                  <a:graphicData uri="http://schemas.microsoft.com/office/word/2010/wordprocessingShape">
-                    <wps:wsp>
-                      <wps:cNvCnPr/>
-                      <wps:spPr>
-                        <a:xfrm>
-                          <a:off x="0" y="0"/>
-                          <a:ext cx="2578735" cy="0"/>
-                        </a:xfrm>
-                        <a:prstGeom prst="line">
-                          <a:avLst/>
-                        </a:prstGeom>
-                        <a:ln>
-                          <a:solidFill>
-                            <a:schemeClr val="tx1"/>
-                          </a:solidFill>
-                        </a:ln>
-                      </wps:spPr>
-                      <wps:style>
-                        <a:lnRef idx="1">
-                          <a:schemeClr val="accent1"/>
-                        </a:lnRef>
-                        <a:fillRef idx="0">
-                          <a:schemeClr val="accent1"/>
-                        </a:fillRef>
-                        <a:effectRef idx="0">
-                          <a:schemeClr val="accent1"/>
-                        </a:effectRef>
-                        <a:fontRef idx="minor">
-                          <a:schemeClr val="tx1"/>
-                        </a:fontRef>
-                      </wps:style>
-                      <wps:bodyPr/>
-                    </wps:wsp>
-                  </a:graphicData>
-                </a:graphic>
-              </wp:anchor>
-            </w:drawing>
-          </mc:Choice>
-          <mc:Fallback>
-            <w:pict>
-              <v:line w14:anchorId="01C70F11" id="Conector recto 458393946" o:spid="_x0000_s1026" style="position:absolute;z-index:251662336;visibility:visible;mso-wrap-style:square;mso-wrap-distance-left:9pt;mso-wrap-distance-top:0;mso-wrap-distance-right:9pt;mso-wrap-distance-bottom:0;mso-position-horizontal:absolute;mso-position-horizontal-relative:text;mso-position-vertical:absolute;mso-position-vertical-relative:text" from="-46.3pt,17.65pt" to="156.75pt,17.65pt" o:gfxdata="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" strokecolor="black [3213]"/>
-            </w:pict>
-          </mc:Fallback>
-        </mc:AlternateContent>
-      </w:r>
-    </w:p>
-    <w:p>
-      <w:pPr>
-        <w:tabs>
-          <w:tab w:val="left" w:pos="3840"/>
-        </w:tabs>
-        <w:spacing w:after="0"/>
-        <w:ind w:left="-993" w:right="-1085"/>
-        <w:jc w:val="both"/>
-        <w:rPr>
-          <w:rFonts w:ascii="Bahnschrift" w:hAnsi="Bahnschrift"/>
-          <w:b/>
-          <w:sz w:val="18"/>
-        </w:rPr>
-      </w:pPr>
-      <w:r>
-        <w:rPr>
-          <w:rFonts w:ascii="Bahnschrift" w:hAnsi="Bahnschrift"/>
-          <w:b/>
-          <w:sz w:val="18"/>
-        </w:rPr>
-        <w:tab/>
-        <w:t xml:space="preserve">                                  HUBNET INFRAESTRUCTURE TECHNOLOGY SOLUTIONS</w:t>
-      </w:r>
-    </w:p>
-    <w:p>
-      <w:pPr>
-        <w:tabs>
-          <w:tab w:val="left" w:pos="3840"/>
-        </w:tabs>
-        <w:spacing w:after="0"/>
-        <w:ind w:left="-993" w:right="-1085"/>
-        <w:jc w:val="both"/>
-        <w:rPr>
-          <w:rFonts w:ascii="Bahnschrift" w:hAnsi="Bahnschrift"/>
-          <w:b/>
-          <w:sz w:val="18"/>
-        </w:rPr>
-      </w:pPr>
-      <w:r>
-        <w:rPr>
-          <w:rFonts w:ascii="Bahnschrift" w:hAnsi="Bahnschrift"/>
-          <w:b/>
-          <w:sz w:val="18"/>
-        </w:rPr>
-        <w:t xml:space="preserve">                                                                                                                                                      JORGE ALBERTO SANTANA TORRES</w:t>
-      </w:r>
-    </w:p>
-    <w:p>
-      <w:pPr>
-        <w:tabs>
-          <w:tab w:val="left" w:pos="3840"/>
-        </w:tabs>
-        <w:spacing w:after="0"/>
-        <w:ind w:left="-993" w:right="-1085"/>
-        <w:jc w:val="both"/>
-        <w:rPr>
-          <w:rFonts w:ascii="Bahnschrift" w:hAnsi="Bahnschrift"/>
-          <w:b/>
-          <w:sz w:val="18"/>
-        </w:rPr>
-      </w:pPr>
-    </w:p>
-    <w:p>
-      <w:pPr>
-        <w:tabs>
-          <w:tab w:val="left" w:pos="3840"/>
-        </w:tabs>
         <w:spacing w:after="0"/>
         <w:ind w:left="-993" w:right="-1085"/>
         <w:jc w:val="both"/>
@@ -9317,6 +8422,240 @@
           <w:lang w:val="en-US"/>
         </w:rPr>
       </w:pPr>
+      <w:proofErr w:type="spellStart"/>
+      <w:r>
+        <w:rPr>
+          <w:lang w:val="en-US"/>
+        </w:rPr>
+        <w:t>Cliente</w:t>
+      </w:r>
+      <w:proofErr w:type="spellEnd"/>
+      <w:r>
+        <w:rPr>
+          <w:lang w:val="en-US"/>
+        </w:rPr>
+        <w:t>: RSCLIENTE</w:t>
+      </w:r>
+    </w:p>
+    <w:p>
+      <w:pPr>
+        <w:tabs>
+          <w:tab w:val="left" w:pos="3840"/>
+        </w:tabs>
+        <w:ind w:left="-993" w:right="-1085"/>
+        <w:jc w:val="both"/>
+        <w:rPr>
+          <w:lang w:val="en-US"/>
+        </w:rPr>
+      </w:pPr>
+      <w:proofErr w:type="spellStart"/>
+      <w:r>
+        <w:rPr>
+          <w:lang w:val="en-US"/>
+        </w:rPr>
+        <w:t>Representante</w:t>
+      </w:r>
+      <w:proofErr w:type="spellEnd"/>
+      <w:r>
+        <w:rPr>
+          <w:lang w:val="en-US"/>
+        </w:rPr>
+        <w:t>: RLCLIENTE</w:t>
+      </w:r>
+    </w:p>
+    <w:p>
+      <w:pPr>
+        <w:tabs>
+          <w:tab w:val="left" w:pos="3840"/>
+        </w:tabs>
+        <w:ind w:left="-993" w:right="-1085"/>
+        <w:jc w:val="both"/>
+        <w:rPr>
+          <w:lang w:val="en-US"/>
+        </w:rPr>
+      </w:pPr>
+    </w:p>
+    <w:p>
+      <w:pPr>
+        <w:tabs>
+          <w:tab w:val="left" w:pos="3840"/>
+        </w:tabs>
+        <w:ind w:left="-993" w:right="-1085"/>
+        <w:jc w:val="both"/>
+        <w:rPr>
+          <w:lang w:val="en-US"/>
+        </w:rPr>
+      </w:pPr>
+      <w:proofErr w:type="spellStart"/>
+      <w:r>
+        <w:rPr>
+          <w:lang w:val="en-US"/>
+        </w:rPr>
+        <w:t>Firma</w:t>
+      </w:r>
+      <w:proofErr w:type="spellEnd"/>
+      <w:r>
+        <w:rPr>
+          <w:lang w:val="en-US"/>
+        </w:rPr>
+        <w:t>: FIRMACLIENTE</w:t>
+      </w:r>
+    </w:p>
+    <w:p>
+      <w:pPr>
+        <w:tabs>
+          <w:tab w:val="left" w:pos="3840"/>
+        </w:tabs>
+        <w:ind w:left="-993" w:right="-1085"/>
+        <w:jc w:val="both"/>
+        <w:rPr>
+          <w:lang w:val="en-US"/>
+        </w:rPr>
+      </w:pPr>
+    </w:p>
+    <w:p>
+      <w:pPr>
+        <w:tabs>
+          <w:tab w:val="left" w:pos="3840"/>
+        </w:tabs>
+        <w:ind w:left="-993" w:right="-1085"/>
+        <w:jc w:val="both"/>
+        <w:rPr>
+          <w:lang w:val="en-US"/>
+        </w:rPr>
+      </w:pPr>
+    </w:p>
+    <w:p>
+      <w:pPr>
+        <w:tabs>
+          <w:tab w:val="left" w:pos="3840"/>
+        </w:tabs>
+        <w:ind w:left="-993" w:right="-1085"/>
+        <w:jc w:val="both"/>
+        <w:rPr>
+          <w:lang w:val="en-US"/>
+        </w:rPr>
+      </w:pPr>
+    </w:p>
+    <w:p>
+      <w:pPr>
+        <w:tabs>
+          <w:tab w:val="left" w:pos="3840"/>
+        </w:tabs>
+        <w:ind w:left="-993" w:right="-1085"/>
+        <w:jc w:val="both"/>
+        <w:rPr>
+          <w:rFonts w:ascii="Bahnschrift" w:hAnsi="Bahnschrift"/>
+          <w:b/>
+          <w:sz w:val="18"/>
+        </w:rPr>
+      </w:pPr>
+      <w:proofErr w:type="spellStart"/>
+      <w:r>
+        <w:rPr>
+          <w:lang w:val="en-US"/>
+        </w:rPr>
+        <w:t>Proveedor</w:t>
+      </w:r>
+      <w:proofErr w:type="spellEnd"/>
+      <w:r>
+        <w:rPr>
+          <w:lang w:val="en-US"/>
+        </w:rPr>
+        <w:t xml:space="preserve">: </w:t>
+      </w:r>
+      <w:proofErr w:type="spellStart"/>
+      <w:r>
+        <w:rPr>
+          <w:lang w:val="en-US"/>
+        </w:rPr>
+        <w:t>Hubnet</w:t>
+      </w:r>
+      <w:proofErr w:type="spellEnd"/>
+      <w:r>
+        <w:rPr>
+          <w:lang w:val="en-US"/>
+        </w:rPr>
+        <w:t xml:space="preserve"> </w:t>
+      </w:r>
+      <w:proofErr w:type="spellStart"/>
+      <w:r>
+        <w:rPr>
+          <w:lang w:val="en-US"/>
+        </w:rPr>
+        <w:t>Infraestructure</w:t>
+      </w:r>
+      <w:proofErr w:type="spellEnd"/>
+      <w:r>
+        <w:rPr>
+          <w:lang w:val="en-US"/>
+        </w:rPr>
+        <w:t xml:space="preserve"> Technology Solutions</w:t>
+      </w:r>
+    </w:p>
+    <w:p>
+      <w:pPr>
+        <w:tabs>
+          <w:tab w:val="left" w:pos="3840"/>
+        </w:tabs>
+        <w:ind w:left="-993" w:right="-1085"/>
+        <w:jc w:val="both"/>
+        <w:rPr>
+          <w:lang w:val="en-US"/>
+        </w:rPr>
+      </w:pPr>
+      <w:proofErr w:type="spellStart"/>
+      <w:r>
+        <w:rPr>
+          <w:lang w:val="en-US"/>
+        </w:rPr>
+        <w:t>Representante</w:t>
+      </w:r>
+      <w:proofErr w:type="spellEnd"/>
+      <w:r>
+        <w:rPr>
+          <w:lang w:val="en-US"/>
+        </w:rPr>
+        <w:t>: Jorge Alberto Santana Torres</w:t>
+      </w:r>
+    </w:p>
+    <w:p>
+      <w:pPr>
+        <w:tabs>
+          <w:tab w:val="left" w:pos="3840"/>
+        </w:tabs>
+        <w:ind w:left="-993" w:right="-1085"/>
+        <w:jc w:val="both"/>
+        <w:rPr>
+          <w:lang w:val="en-US"/>
+        </w:rPr>
+      </w:pPr>
+    </w:p>
+    <w:p>
+      <w:pPr>
+        <w:tabs>
+          <w:tab w:val="left" w:pos="3840"/>
+        </w:tabs>
+        <w:ind w:left="-993" w:right="-1085"/>
+        <w:jc w:val="both"/>
+        <w:rPr>
+          <w:lang w:val="en-US"/>
+        </w:rPr>
+      </w:pPr>
+      <w:proofErr w:type="spellStart"/>
+      <w:r>
+        <w:rPr>
+          <w:lang w:val="en-US"/>
+        </w:rPr>
+        <w:t>Firma</w:t>
+      </w:r>
+      <w:proofErr w:type="spellEnd"/>
+      <w:r>
+        <w:rPr>
+          <w:lang w:val="en-US"/>
+        </w:rPr>
+        <w:t xml:space="preserve">: </w:t>
+      </w:r>
     </w:p>
     <w:sectPr>
       <w:pgSz w:w="12240" w:h="15840"/>

--- a/HNControl.Web/assets/legal-templates/Contrato_Blanco.docx
+++ b/HNControl.Web/assets/legal-templates/Contrato_Blanco.docx
@@ -349,7 +349,7 @@
                 <w:b/>
                 <w:sz w:val="18"/>
               </w:rPr>
-              <w:t xml:space="preserve"> RFCCLIENTE</w:t>
+              <w:t xml:space="preserve"> RFCC</w:t>
             </w:r>
           </w:p>
         </w:tc>
@@ -8474,18 +8474,6 @@
           <w:lang w:val="en-US"/>
         </w:rPr>
       </w:pPr>
-    </w:p>
-    <w:p>
-      <w:pPr>
-        <w:tabs>
-          <w:tab w:val="left" w:pos="3840"/>
-        </w:tabs>
-        <w:ind w:left="-993" w:right="-1085"/>
-        <w:jc w:val="both"/>
-        <w:rPr>
-          <w:lang w:val="en-US"/>
-        </w:rPr>
-      </w:pPr>
       <w:proofErr w:type="spellStart"/>
       <w:r>
         <w:rPr>
@@ -8506,31 +8494,7 @@
         <w:tabs>
           <w:tab w:val="left" w:pos="3840"/>
         </w:tabs>
-        <w:ind w:left="-993" w:right="-1085"/>
-        <w:jc w:val="both"/>
-        <w:rPr>
-          <w:lang w:val="en-US"/>
-        </w:rPr>
-      </w:pPr>
-    </w:p>
-    <w:p>
-      <w:pPr>
-        <w:tabs>
-          <w:tab w:val="left" w:pos="3840"/>
-        </w:tabs>
-        <w:ind w:left="-993" w:right="-1085"/>
-        <w:jc w:val="both"/>
-        <w:rPr>
-          <w:lang w:val="en-US"/>
-        </w:rPr>
-      </w:pPr>
-    </w:p>
-    <w:p>
-      <w:pPr>
-        <w:tabs>
-          <w:tab w:val="left" w:pos="3840"/>
-        </w:tabs>
-        <w:ind w:left="-993" w:right="-1085"/>
+        <w:ind w:right="-1085"/>
         <w:jc w:val="both"/>
         <w:rPr>
           <w:lang w:val="en-US"/>
@@ -8630,18 +8594,6 @@
           <w:lang w:val="en-US"/>
         </w:rPr>
       </w:pPr>
-    </w:p>
-    <w:p>
-      <w:pPr>
-        <w:tabs>
-          <w:tab w:val="left" w:pos="3840"/>
-        </w:tabs>
-        <w:ind w:left="-993" w:right="-1085"/>
-        <w:jc w:val="both"/>
-        <w:rPr>
-          <w:lang w:val="en-US"/>
-        </w:rPr>
-      </w:pPr>
       <w:proofErr w:type="spellStart"/>
       <w:r>
         <w:rPr>
@@ -8654,7 +8606,13 @@
         <w:rPr>
           <w:lang w:val="en-US"/>
         </w:rPr>
-        <w:t xml:space="preserve">: </w:t>
+        <w:t>: FIRMAHN</w:t>
+      </w:r>
+      <w:r>
+        <w:rPr>
+          <w:lang w:val="en-US"/>
+        </w:rPr>
+        <w:t xml:space="preserve"> </w:t>
       </w:r>
     </w:p>
     <w:sectPr>

--- a/HNControl.Web/assets/legal-templates/Contrato_Blanco.docx
+++ b/HNControl.Web/assets/legal-templates/Contrato_Blanco.docx
@@ -1082,14 +1082,7 @@
                 <w:rFonts w:ascii="Bahnschrift" w:hAnsi="Bahnschrift"/>
                 <w:sz w:val="18"/>
               </w:rPr>
-              <w:t>$</w:t>
-            </w:r>
-            <w:r>
-              <w:rPr>
-                <w:rFonts w:ascii="Bahnschrift" w:hAnsi="Bahnschrift"/>
-                <w:sz w:val="18"/>
-              </w:rPr>
-              <w:t xml:space="preserve"> COSTOCLIENTE</w:t>
+              <w:t>$ COSTOCLIENTE</w:t>
             </w:r>
           </w:p>
         </w:tc>
@@ -1112,21 +1105,110 @@
                 <w:rFonts w:ascii="Bahnschrift" w:hAnsi="Bahnschrift"/>
                 <w:sz w:val="18"/>
               </w:rPr>
-              <w:t xml:space="preserve">Renta </w:t>
+              <w:t>Renta Mensual</w:t>
             </w:r>
             <w:r>
               <w:rPr>
                 <w:rFonts w:ascii="Bahnschrift" w:hAnsi="Bahnschrift"/>
                 <w:sz w:val="18"/>
               </w:rPr>
-              <w:t>Mensual</w:t>
-            </w:r>
-            <w:r>
+              <w:t xml:space="preserve"> (Antes de IVA)</w:t>
+            </w:r>
+          </w:p>
+        </w:tc>
+      </w:tr>
+      <w:tr>
+        <w:tc>
+          <w:tcPr>
+            <w:tcW w:w="3638" w:type="dxa"/>
+            <w:vAlign w:val="center"/>
+          </w:tcPr>
+          <w:p>
+            <w:pPr>
+              <w:tabs>
+                <w:tab w:val="left" w:pos="3840"/>
+              </w:tabs>
+              <w:rPr>
+                <w:rFonts w:ascii="Bahnschrift" w:hAnsi="Bahnschrift"/>
+                <w:b/>
+                <w:sz w:val="18"/>
+              </w:rPr>
+            </w:pPr>
+            <w:r>
+              <w:rPr>
+                <w:rFonts w:ascii="Bahnschrift" w:hAnsi="Bahnschrift"/>
+                <w:b/>
+                <w:sz w:val="18"/>
+              </w:rPr>
+              <w:t>Costo de Instalación</w:t>
+            </w:r>
+          </w:p>
+        </w:tc>
+        <w:tc>
+          <w:tcPr>
+            <w:tcW w:w="2033" w:type="dxa"/>
+            <w:vAlign w:val="center"/>
+          </w:tcPr>
+          <w:p>
+            <w:pPr>
+              <w:tabs>
+                <w:tab w:val="left" w:pos="3840"/>
+              </w:tabs>
               <w:rPr>
                 <w:rFonts w:ascii="Bahnschrift" w:hAnsi="Bahnschrift"/>
                 <w:sz w:val="18"/>
               </w:rPr>
-              <w:t xml:space="preserve"> (</w:t>
+            </w:pPr>
+            <w:r>
+              <w:rPr>
+                <w:rFonts w:ascii="Bahnschrift" w:hAnsi="Bahnschrift"/>
+                <w:sz w:val="18"/>
+              </w:rPr>
+              <w:t>$</w:t>
+            </w:r>
+            <w:r>
+              <w:rPr>
+                <w:rFonts w:ascii="Bahnschrift" w:hAnsi="Bahnschrift"/>
+                <w:sz w:val="18"/>
+              </w:rPr>
+              <w:t xml:space="preserve"> COSTO</w:t>
+            </w:r>
+            <w:r>
+              <w:rPr>
+                <w:rFonts w:ascii="Bahnschrift" w:hAnsi="Bahnschrift"/>
+                <w:sz w:val="18"/>
+              </w:rPr>
+              <w:t>INST</w:t>
+            </w:r>
+          </w:p>
+        </w:tc>
+        <w:tc>
+          <w:tcPr>
+            <w:tcW w:w="5245" w:type="dxa"/>
+            <w:vAlign w:val="center"/>
+          </w:tcPr>
+          <w:p>
+            <w:pPr>
+              <w:tabs>
+                <w:tab w:val="left" w:pos="3840"/>
+              </w:tabs>
+              <w:rPr>
+                <w:sz w:val="18"/>
+              </w:rPr>
+            </w:pPr>
+            <w:r>
+              <w:rPr>
+                <w:rFonts w:ascii="Bahnschrift" w:hAnsi="Bahnschrift"/>
+                <w:sz w:val="18"/>
+              </w:rPr>
+              <w:t xml:space="preserve">Pago Único </w:t>
+            </w:r>
+            <w:r>
+              <w:rPr>
+                <w:rFonts w:ascii="Bahnschrift" w:hAnsi="Bahnschrift"/>
+                <w:sz w:val="18"/>
+              </w:rPr>
+              <w:t>(</w:t>
             </w:r>
             <w:r>
               <w:rPr>
@@ -1725,7 +1807,6 @@
                 <w:sz w:val="10"/>
                 <w:szCs w:val="24"/>
               </w:rPr>
-              <w:lastRenderedPageBreak/>
               <w:t xml:space="preserve">TÉRMINOS Y CONDICIONES DEL CONTRATO MARCO DE PRESTACION DE SERVICIOS DE TELECOMUNICACIONES Y REDES CELEBRADO ENTRE </w:t>
             </w:r>
             <w:r>
@@ -3939,7 +4020,7 @@
                 <w:sz w:val="10"/>
                 <w:szCs w:val="24"/>
               </w:rPr>
-              <w:t xml:space="preserve">solicite la reubicación del lugar en donde se realizará la instalación de los Servicios, se generará un costo adicional que se fijará en atención a las circnstancias de </w:t>
+              <w:t xml:space="preserve">solicite la reubicación del lugar en donde se realizará </w:t>
             </w:r>
             <w:r>
               <w:rPr>
@@ -3948,7 +4029,7 @@
                 <w:szCs w:val="24"/>
               </w:rPr>
               <w:lastRenderedPageBreak/>
-              <w:t>cada caso concreto.</w:t>
+              <w:t>la instalación de los Servicios, se generará un costo adicional que se fijará en atención a las circnstancias de cada caso concreto.</w:t>
             </w:r>
           </w:p>
           <w:p>
@@ -7548,6 +7629,7 @@
                 <w:b/>
                 <w:sz w:val="10"/>
               </w:rPr>
+              <w:lastRenderedPageBreak/>
               <w:t>“EL USUARIO”</w:t>
             </w:r>
             <w:r>
@@ -7676,15 +7758,7 @@
                 <w:rFonts w:ascii="Arial" w:hAnsi="Arial"/>
                 <w:sz w:val="10"/>
               </w:rPr>
-              <w:t xml:space="preserve"> convienen en mantener bajo estricta confidencialidad la </w:t>
-            </w:r>
-            <w:r>
-              <w:rPr>
-                <w:rFonts w:ascii="Arial" w:hAnsi="Arial"/>
-                <w:sz w:val="10"/>
-              </w:rPr>
-              <w:lastRenderedPageBreak/>
-              <w:t>información de carácter técnico y financiero que se origine o se intercambie con motivo de la ejecución del presente instrumento. En caso de faltar a este compromiso, se obligan al pago de daños y perjuicios que se llegaren a originar</w:t>
+              <w:t xml:space="preserve"> convienen en mantener bajo estricta confidencialidad la información de carácter técnico y financiero que se origine o se intercambie con motivo de la ejecución del presente instrumento. En caso de faltar a este compromiso, se obligan al pago de daños y perjuicios que se llegaren a originar</w:t>
             </w:r>
           </w:p>
           <w:p>
@@ -8407,7 +8481,6 @@
           <w:rFonts w:ascii="Bahnschrift" w:hAnsi="Bahnschrift"/>
           <w:b/>
           <w:sz w:val="18"/>
-          <w:lang w:val="en-US"/>
         </w:rPr>
       </w:pPr>
     </w:p>
@@ -8418,23 +8491,9 @@
         </w:tabs>
         <w:ind w:left="-993" w:right="-1085"/>
         <w:jc w:val="both"/>
-        <w:rPr>
-          <w:lang w:val="en-US"/>
-        </w:rPr>
       </w:pPr>
-      <w:proofErr w:type="spellStart"/>
       <w:r>
-        <w:rPr>
-          <w:lang w:val="en-US"/>
-        </w:rPr>
-        <w:t>Cliente</w:t>
-      </w:r>
-      <w:proofErr w:type="spellEnd"/>
-      <w:r>
-        <w:rPr>
-          <w:lang w:val="en-US"/>
-        </w:rPr>
-        <w:t>: RSCLIENTE</w:t>
+        <w:t>Cliente: RSCLIENTE</w:t>
       </w:r>
     </w:p>
     <w:p>
@@ -8444,23 +8503,9 @@
         </w:tabs>
         <w:ind w:left="-993" w:right="-1085"/>
         <w:jc w:val="both"/>
-        <w:rPr>
-          <w:lang w:val="en-US"/>
-        </w:rPr>
       </w:pPr>
-      <w:proofErr w:type="spellStart"/>
       <w:r>
-        <w:rPr>
-          <w:lang w:val="en-US"/>
-        </w:rPr>
-        <w:t>Representante</w:t>
-      </w:r>
-      <w:proofErr w:type="spellEnd"/>
-      <w:r>
-        <w:rPr>
-          <w:lang w:val="en-US"/>
-        </w:rPr>
-        <w:t>: RLCLIENTE</w:t>
+        <w:t>Representante: RLCLIENTE</w:t>
       </w:r>
     </w:p>
     <w:p>
@@ -8470,23 +8515,9 @@
         </w:tabs>
         <w:ind w:left="-993" w:right="-1085"/>
         <w:jc w:val="both"/>
-        <w:rPr>
-          <w:lang w:val="en-US"/>
-        </w:rPr>
       </w:pPr>
-      <w:proofErr w:type="spellStart"/>
       <w:r>
-        <w:rPr>
-          <w:lang w:val="en-US"/>
-        </w:rPr>
-        <w:t>Firma</w:t>
-      </w:r>
-      <w:proofErr w:type="spellEnd"/>
-      <w:r>
-        <w:rPr>
-          <w:lang w:val="en-US"/>
-        </w:rPr>
-        <w:t>: FIRMACLIENTE</w:t>
+        <w:t>Firma: FIRMACLIENTE</w:t>
       </w:r>
     </w:p>
     <w:p>
@@ -8496,9 +8527,6 @@
         </w:tabs>
         <w:ind w:right="-1085"/>
         <w:jc w:val="both"/>
-        <w:rPr>
-          <w:lang w:val="en-US"/>
-        </w:rPr>
       </w:pPr>
     </w:p>
     <w:p>
@@ -8512,6 +8540,7 @@
           <w:rFonts w:ascii="Bahnschrift" w:hAnsi="Bahnschrift"/>
           <w:b/>
           <w:sz w:val="18"/>
+          <w:lang w:val="en-US"/>
         </w:rPr>
       </w:pPr>
       <w:proofErr w:type="spellStart"/>
@@ -9921,7 +9950,7 @@
   <w:style w:type="paragraph" w:default="1" w:styleId="Normal">
     <w:name w:val="Normal"/>
     <w:qFormat/>
-    <w:rsid w:val="00D92C46"/>
+    <w:rsid w:val="00E23065"/>
     <w:pPr>
       <w:spacing w:after="160" w:line="259" w:lineRule="auto"/>
     </w:pPr>
